--- a/Why main entry point.docx
+++ b/Why main entry point.docx
@@ -389,7 +389,6 @@
           <w:numId w:val="1"/>
         </w:numPr>
         <w:rPr>
-          <w:rFonts w:hint="cs"/>
           <w:lang w:bidi="km-KH"/>
         </w:rPr>
       </w:pPr>
@@ -4142,6 +4141,1278 @@
     </w:p>
     <w:p>
       <w:pPr>
+        <w:ind w:left="720"/>
+        <w:jc w:val="center"/>
+        <w:rPr>
+          <w:rFonts w:ascii="Times New Roman" w:hAnsi="Times New Roman" w:cs="Times New Roman"/>
+          <w:b/>
+          <w:bCs/>
+          <w:sz w:val="40"/>
+          <w:szCs w:val="40"/>
+          <w:lang w:bidi="km-KH"/>
+        </w:rPr>
+      </w:pPr>
+    </w:p>
+    <w:p>
+      <w:pPr>
+        <w:ind w:left="720"/>
+        <w:jc w:val="center"/>
+        <w:rPr>
+          <w:rFonts w:ascii="Times New Roman" w:hAnsi="Times New Roman" w:cs="Times New Roman"/>
+          <w:b/>
+          <w:bCs/>
+          <w:sz w:val="40"/>
+          <w:szCs w:val="40"/>
+          <w:lang w:bidi="km-KH"/>
+        </w:rPr>
+      </w:pPr>
+    </w:p>
+    <w:p>
+      <w:pPr>
+        <w:ind w:left="720"/>
+        <w:jc w:val="center"/>
+        <w:rPr>
+          <w:rFonts w:ascii="Times New Roman" w:hAnsi="Times New Roman" w:cs="Times New Roman"/>
+          <w:b/>
+          <w:bCs/>
+          <w:sz w:val="40"/>
+          <w:szCs w:val="40"/>
+          <w:lang w:bidi="km-KH"/>
+        </w:rPr>
+      </w:pPr>
+    </w:p>
+    <w:p>
+      <w:pPr>
+        <w:ind w:left="720"/>
+        <w:jc w:val="center"/>
+        <w:rPr>
+          <w:rFonts w:ascii="Times New Roman" w:hAnsi="Times New Roman" w:cs="Times New Roman"/>
+          <w:b/>
+          <w:bCs/>
+          <w:sz w:val="40"/>
+          <w:szCs w:val="40"/>
+          <w:lang w:bidi="km-KH"/>
+        </w:rPr>
+      </w:pPr>
+    </w:p>
+    <w:p>
+      <w:pPr>
+        <w:ind w:left="720"/>
+        <w:jc w:val="center"/>
+        <w:rPr>
+          <w:rFonts w:ascii="Times New Roman" w:hAnsi="Times New Roman" w:cs="Times New Roman"/>
+          <w:b/>
+          <w:bCs/>
+          <w:sz w:val="40"/>
+          <w:szCs w:val="40"/>
+          <w:lang w:bidi="km-KH"/>
+        </w:rPr>
+      </w:pPr>
+    </w:p>
+    <w:p>
+      <w:pPr>
+        <w:ind w:left="720"/>
+        <w:jc w:val="center"/>
+        <w:rPr>
+          <w:rFonts w:ascii="Times New Roman" w:hAnsi="Times New Roman" w:cs="Times New Roman"/>
+          <w:b/>
+          <w:bCs/>
+          <w:sz w:val="40"/>
+          <w:szCs w:val="40"/>
+          <w:lang w:bidi="km-KH"/>
+        </w:rPr>
+      </w:pPr>
+    </w:p>
+    <w:p>
+      <w:pPr>
+        <w:ind w:left="720"/>
+        <w:jc w:val="center"/>
+        <w:rPr>
+          <w:rFonts w:ascii="Times New Roman" w:hAnsi="Times New Roman" w:cs="Times New Roman"/>
+          <w:b/>
+          <w:bCs/>
+          <w:sz w:val="40"/>
+          <w:szCs w:val="40"/>
+          <w:lang w:bidi="km-KH"/>
+        </w:rPr>
+      </w:pPr>
+    </w:p>
+    <w:p>
+      <w:pPr>
+        <w:ind w:left="720"/>
+        <w:jc w:val="center"/>
+        <w:rPr>
+          <w:rFonts w:ascii="Times New Roman" w:hAnsi="Times New Roman" w:cs="Times New Roman"/>
+          <w:b/>
+          <w:bCs/>
+          <w:sz w:val="40"/>
+          <w:szCs w:val="40"/>
+          <w:lang w:bidi="km-KH"/>
+        </w:rPr>
+      </w:pPr>
+    </w:p>
+    <w:p>
+      <w:pPr>
+        <w:ind w:left="720"/>
+        <w:jc w:val="center"/>
+        <w:rPr>
+          <w:rFonts w:ascii="Times New Roman" w:hAnsi="Times New Roman" w:cs="Times New Roman"/>
+          <w:b/>
+          <w:bCs/>
+          <w:sz w:val="40"/>
+          <w:szCs w:val="40"/>
+          <w:lang w:bidi="km-KH"/>
+        </w:rPr>
+      </w:pPr>
+    </w:p>
+    <w:p>
+      <w:pPr>
+        <w:ind w:left="720"/>
+        <w:jc w:val="center"/>
+        <w:rPr>
+          <w:rFonts w:ascii="Times New Roman" w:hAnsi="Times New Roman" w:cs="Times New Roman"/>
+          <w:b/>
+          <w:bCs/>
+          <w:sz w:val="40"/>
+          <w:szCs w:val="40"/>
+          <w:lang w:bidi="km-KH"/>
+        </w:rPr>
+      </w:pPr>
+    </w:p>
+    <w:p>
+      <w:pPr>
+        <w:ind w:left="720"/>
+        <w:jc w:val="center"/>
+        <w:rPr>
+          <w:rFonts w:ascii="Times New Roman" w:hAnsi="Times New Roman" w:cs="Times New Roman"/>
+          <w:b/>
+          <w:bCs/>
+          <w:sz w:val="40"/>
+          <w:szCs w:val="40"/>
+          <w:lang w:bidi="km-KH"/>
+        </w:rPr>
+      </w:pPr>
+    </w:p>
+    <w:p>
+      <w:pPr>
+        <w:ind w:left="720"/>
+        <w:jc w:val="center"/>
+        <w:rPr>
+          <w:rFonts w:ascii="Times New Roman" w:hAnsi="Times New Roman" w:cs="Times New Roman"/>
+          <w:b/>
+          <w:bCs/>
+          <w:sz w:val="40"/>
+          <w:szCs w:val="40"/>
+          <w:lang w:bidi="km-KH"/>
+        </w:rPr>
+      </w:pPr>
+    </w:p>
+    <w:p>
+      <w:pPr>
+        <w:ind w:left="720"/>
+        <w:jc w:val="center"/>
+        <w:rPr>
+          <w:rFonts w:ascii="Times New Roman" w:hAnsi="Times New Roman" w:cs="Times New Roman"/>
+          <w:b/>
+          <w:bCs/>
+          <w:sz w:val="40"/>
+          <w:szCs w:val="40"/>
+          <w:lang w:bidi="km-KH"/>
+        </w:rPr>
+      </w:pPr>
+    </w:p>
+    <w:p>
+      <w:pPr>
+        <w:ind w:left="720"/>
+        <w:jc w:val="center"/>
+        <w:rPr>
+          <w:rFonts w:ascii="Times New Roman" w:hAnsi="Times New Roman" w:cs="Times New Roman"/>
+          <w:b/>
+          <w:bCs/>
+          <w:sz w:val="40"/>
+          <w:szCs w:val="40"/>
+          <w:lang w:bidi="km-KH"/>
+        </w:rPr>
+      </w:pPr>
+    </w:p>
+    <w:p>
+      <w:pPr>
+        <w:ind w:left="720"/>
+        <w:jc w:val="center"/>
+        <w:rPr>
+          <w:rFonts w:ascii="Times New Roman" w:hAnsi="Times New Roman" w:cs="Times New Roman"/>
+          <w:b/>
+          <w:bCs/>
+          <w:sz w:val="40"/>
+          <w:szCs w:val="40"/>
+          <w:lang w:bidi="km-KH"/>
+        </w:rPr>
+      </w:pPr>
+    </w:p>
+    <w:p>
+      <w:pPr>
+        <w:ind w:left="720"/>
+        <w:jc w:val="center"/>
+        <w:rPr>
+          <w:rFonts w:ascii="Times New Roman" w:hAnsi="Times New Roman" w:cs="Times New Roman"/>
+          <w:b/>
+          <w:bCs/>
+          <w:sz w:val="40"/>
+          <w:szCs w:val="40"/>
+          <w:lang w:bidi="km-KH"/>
+        </w:rPr>
+      </w:pPr>
+    </w:p>
+    <w:p>
+      <w:pPr>
+        <w:ind w:left="720"/>
+        <w:jc w:val="center"/>
+        <w:rPr>
+          <w:rFonts w:ascii="Times New Roman" w:hAnsi="Times New Roman" w:cs="Times New Roman"/>
+          <w:b/>
+          <w:bCs/>
+          <w:sz w:val="40"/>
+          <w:szCs w:val="40"/>
+          <w:lang w:bidi="km-KH"/>
+        </w:rPr>
+      </w:pPr>
+    </w:p>
+    <w:p>
+      <w:pPr>
+        <w:ind w:left="720"/>
+        <w:jc w:val="center"/>
+        <w:rPr>
+          <w:rFonts w:ascii="Times New Roman" w:hAnsi="Times New Roman" w:cs="Times New Roman"/>
+          <w:b/>
+          <w:bCs/>
+          <w:sz w:val="40"/>
+          <w:szCs w:val="40"/>
+          <w:lang w:bidi="km-KH"/>
+        </w:rPr>
+      </w:pPr>
+    </w:p>
+    <w:p>
+      <w:pPr>
+        <w:ind w:left="720"/>
+        <w:jc w:val="center"/>
+        <w:rPr>
+          <w:rFonts w:ascii="Times New Roman" w:hAnsi="Times New Roman" w:cs="Times New Roman"/>
+          <w:b/>
+          <w:bCs/>
+          <w:sz w:val="40"/>
+          <w:szCs w:val="40"/>
+          <w:lang w:bidi="km-KH"/>
+        </w:rPr>
+      </w:pPr>
+    </w:p>
+    <w:p>
+      <w:pPr>
+        <w:ind w:left="720"/>
+        <w:jc w:val="center"/>
+        <w:rPr>
+          <w:rFonts w:ascii="Times New Roman" w:hAnsi="Times New Roman" w:cs="Times New Roman"/>
+          <w:b/>
+          <w:bCs/>
+          <w:sz w:val="40"/>
+          <w:szCs w:val="40"/>
+          <w:lang w:bidi="km-KH"/>
+        </w:rPr>
+      </w:pPr>
+      <w:r>
+        <w:rPr>
+          <w:rFonts w:ascii="Times New Roman" w:hAnsi="Times New Roman" w:cs="Times New Roman"/>
+          <w:b/>
+          <w:bCs/>
+          <w:sz w:val="40"/>
+          <w:szCs w:val="40"/>
+          <w:lang w:bidi="km-KH"/>
+        </w:rPr>
+        <w:lastRenderedPageBreak/>
+        <w:t>Scope Variable</w:t>
+      </w:r>
+    </w:p>
+    <w:p>
+      <w:pPr>
+        <w:ind w:left="720" w:firstLine="720"/>
+        <w:rPr>
+          <w:rFonts w:ascii="Khmer OS" w:hAnsi="Khmer OS" w:cs="Khmer OS"/>
+          <w:lang w:bidi="km-KH"/>
+        </w:rPr>
+      </w:pPr>
+      <w:r>
+        <w:rPr>
+          <w:rFonts w:ascii="Khmer OS" w:hAnsi="Khmer OS" w:cs="Khmer OS"/>
+          <w:cs/>
+          <w:lang w:bidi="km-KH"/>
+        </w:rPr>
+        <w:t>នៅក្នុង</w:t>
+      </w:r>
+      <w:r>
+        <w:rPr>
+          <w:rFonts w:ascii="Khmer OS" w:hAnsi="Khmer OS" w:cs="Khmer OS"/>
+          <w:lang w:bidi="km-KH"/>
+        </w:rPr>
+        <w:t> </w:t>
+      </w:r>
+      <w:r>
+        <w:rPr>
+          <w:rFonts w:ascii="Khmer OS" w:hAnsi="Khmer OS" w:cs="Khmer OS"/>
+          <w:b/>
+          <w:bCs/>
+          <w:lang w:bidi="km-KH"/>
+        </w:rPr>
+        <w:t>C++</w:t>
+      </w:r>
+      <w:r>
+        <w:rPr>
+          <w:rFonts w:ascii="Khmer OS" w:hAnsi="Khmer OS" w:cs="Khmer OS"/>
+          <w:lang w:bidi="km-KH"/>
+        </w:rPr>
+        <w:t xml:space="preserve">, </w:t>
+      </w:r>
+      <w:r>
+        <w:rPr>
+          <w:rFonts w:ascii="Khmer OS" w:hAnsi="Khmer OS" w:cs="Khmer OS"/>
+          <w:cs/>
+          <w:lang w:bidi="km-KH"/>
+        </w:rPr>
+        <w:t xml:space="preserve">ការយល់ដឹងពី </w:t>
+      </w:r>
+      <w:r>
+        <w:rPr>
+          <w:rFonts w:ascii="Khmer OS" w:hAnsi="Khmer OS" w:cs="Khmer OS"/>
+          <w:lang w:bidi="km-KH"/>
+        </w:rPr>
+        <w:t xml:space="preserve">Scope </w:t>
+      </w:r>
+      <w:r>
+        <w:rPr>
+          <w:rFonts w:ascii="Khmer OS" w:hAnsi="Khmer OS" w:cs="Khmer OS"/>
+          <w:cs/>
+          <w:lang w:bidi="km-KH"/>
+        </w:rPr>
+        <w:t xml:space="preserve">និង </w:t>
+      </w:r>
+      <w:r>
+        <w:rPr>
+          <w:rFonts w:ascii="Khmer OS" w:hAnsi="Khmer OS" w:cs="Khmer OS"/>
+          <w:lang w:bidi="km-KH"/>
+        </w:rPr>
+        <w:t xml:space="preserve">Shadowing </w:t>
+      </w:r>
+      <w:r>
+        <w:rPr>
+          <w:rFonts w:ascii="Khmer OS" w:hAnsi="Khmer OS" w:cs="Khmer OS"/>
+          <w:cs/>
+          <w:lang w:bidi="km-KH"/>
+        </w:rPr>
+        <w:t xml:space="preserve">ជួយឱ្យយើងជៀសវាងកំហុសពេលសរសេរ </w:t>
+      </w:r>
+      <w:r>
+        <w:rPr>
+          <w:rFonts w:ascii="Khmer OS" w:hAnsi="Khmer OS" w:cs="Khmer OS"/>
+          <w:lang w:bidi="km-KH"/>
+        </w:rPr>
+        <w:t xml:space="preserve">Logic </w:t>
+      </w:r>
+      <w:r>
+        <w:rPr>
+          <w:rFonts w:ascii="Khmer OS" w:hAnsi="Khmer OS" w:cs="Khmer OS"/>
+          <w:cs/>
+          <w:lang w:bidi="km-KH"/>
+        </w:rPr>
+        <w:t xml:space="preserve">ស្មុគស្មាញ។ </w:t>
+      </w:r>
+    </w:p>
+    <w:p>
+      <w:pPr>
+        <w:ind w:left="720"/>
+        <w:rPr>
+          <w:rFonts w:ascii="Khmer OS" w:hAnsi="Khmer OS" w:cs="Khmer OS"/>
+          <w:b/>
+          <w:bCs/>
+          <w:lang w:bidi="km-KH"/>
+        </w:rPr>
+      </w:pPr>
+      <w:r>
+        <w:rPr>
+          <w:rFonts w:ascii="Khmer OS" w:hAnsi="Khmer OS" w:cs="Khmer OS"/>
+          <w:b/>
+          <w:bCs/>
+          <w:cs/>
+          <w:lang w:bidi="km-KH"/>
+        </w:rPr>
+        <w:t xml:space="preserve">១. </w:t>
+      </w:r>
+      <w:r>
+        <w:rPr>
+          <w:rFonts w:ascii="Khmer OS" w:hAnsi="Khmer OS" w:cs="Khmer OS"/>
+          <w:b/>
+          <w:bCs/>
+          <w:lang w:bidi="km-KH"/>
+        </w:rPr>
+        <w:t xml:space="preserve">Scope </w:t>
+      </w:r>
+    </w:p>
+    <w:p>
+      <w:pPr>
+        <w:ind w:left="720"/>
+        <w:rPr>
+          <w:rFonts w:ascii="Khmer OS" w:hAnsi="Khmer OS" w:cs="Khmer OS"/>
+          <w:lang w:bidi="km-KH"/>
+        </w:rPr>
+      </w:pPr>
+      <w:r>
+        <w:rPr>
+          <w:rFonts w:ascii="Khmer OS" w:hAnsi="Khmer OS" w:cs="Khmer OS"/>
+          <w:lang w:bidi="km-KH"/>
+        </w:rPr>
+        <w:t xml:space="preserve">Scope </w:t>
+      </w:r>
+      <w:r>
+        <w:rPr>
+          <w:rFonts w:ascii="Khmer OS" w:hAnsi="Khmer OS" w:cs="Khmer OS"/>
+          <w:lang w:bidi="km-KH"/>
+        </w:rPr>
+        <w:t xml:space="preserve">define </w:t>
+      </w:r>
+      <w:r>
+        <w:rPr>
+          <w:rFonts w:ascii="Khmer OS" w:hAnsi="Khmer OS" w:cs="Khmer OS"/>
+          <w:cs/>
+          <w:lang w:bidi="km-KH"/>
+        </w:rPr>
+        <w:t xml:space="preserve">តំបន់ដែល </w:t>
+      </w:r>
+      <w:r>
+        <w:rPr>
+          <w:rFonts w:ascii="Khmer OS" w:hAnsi="Khmer OS" w:cs="Khmer OS"/>
+          <w:lang w:bidi="km-KH"/>
+        </w:rPr>
+        <w:t xml:space="preserve">Variable </w:t>
+      </w:r>
+      <w:proofErr w:type="gramStart"/>
+      <w:r>
+        <w:rPr>
+          <w:rFonts w:ascii="Khmer OS" w:hAnsi="Khmer OS" w:cs="Khmer OS"/>
+          <w:cs/>
+          <w:lang w:bidi="km-KH"/>
+        </w:rPr>
+        <w:t>មួយ</w:t>
+      </w:r>
+      <w:r>
+        <w:rPr>
+          <w:rFonts w:ascii="Khmer OS" w:hAnsi="Khmer OS" w:cs="Khmer OS"/>
+          <w:lang w:bidi="km-KH"/>
+        </w:rPr>
+        <w:t>(</w:t>
+      </w:r>
+      <w:proofErr w:type="gramEnd"/>
+      <w:r>
+        <w:rPr>
+          <w:rFonts w:ascii="Khmer OS" w:hAnsi="Khmer OS" w:cs="Khmer OS"/>
+          <w:lang w:bidi="km-KH"/>
+        </w:rPr>
+        <w:t xml:space="preserve">life </w:t>
+      </w:r>
+      <w:proofErr w:type="gramStart"/>
+      <w:r>
+        <w:rPr>
+          <w:rFonts w:ascii="Khmer OS" w:hAnsi="Khmer OS" w:cs="Khmer OS"/>
+          <w:lang w:bidi="km-KH"/>
+        </w:rPr>
+        <w:t>time)</w:t>
+      </w:r>
+      <w:r>
+        <w:rPr>
+          <w:rFonts w:ascii="Khmer OS" w:hAnsi="Khmer OS" w:cs="Khmer OS"/>
+          <w:cs/>
+          <w:lang w:bidi="km-KH"/>
+        </w:rPr>
+        <w:t>។</w:t>
+      </w:r>
+      <w:proofErr w:type="gramEnd"/>
+      <w:r>
+        <w:rPr>
+          <w:rFonts w:ascii="Khmer OS" w:hAnsi="Khmer OS" w:cs="Khmer OS"/>
+          <w:cs/>
+          <w:lang w:bidi="km-KH"/>
+        </w:rPr>
+        <w:t xml:space="preserve"> ក្នុង </w:t>
+      </w:r>
+      <w:r>
+        <w:rPr>
+          <w:rFonts w:ascii="Khmer OS" w:hAnsi="Khmer OS" w:cs="Khmer OS"/>
+          <w:lang w:bidi="km-KH"/>
+        </w:rPr>
+        <w:t xml:space="preserve">C++ </w:t>
+      </w:r>
+      <w:r>
+        <w:rPr>
+          <w:rFonts w:ascii="Khmer OS" w:hAnsi="Khmer OS" w:cs="Khmer OS"/>
+          <w:cs/>
+          <w:lang w:bidi="km-KH"/>
+        </w:rPr>
+        <w:t>វាចែកចេញជា៖</w:t>
+      </w:r>
+    </w:p>
+    <w:p>
+      <w:pPr>
+        <w:numPr>
+          <w:ilvl w:val="0"/>
+          <w:numId w:val="8"/>
+        </w:numPr>
+        <w:rPr>
+          <w:rFonts w:ascii="Khmer OS" w:hAnsi="Khmer OS" w:cs="Khmer OS"/>
+          <w:lang w:bidi="km-KH"/>
+        </w:rPr>
+      </w:pPr>
+      <w:r>
+        <w:rPr>
+          <w:rFonts w:ascii="Khmer OS" w:hAnsi="Khmer OS" w:cs="Khmer OS"/>
+          <w:b/>
+          <w:bCs/>
+          <w:lang w:bidi="km-KH"/>
+        </w:rPr>
+        <w:t>Global Scope:</w:t>
+      </w:r>
+      <w:r>
+        <w:rPr>
+          <w:rFonts w:ascii="Khmer OS" w:hAnsi="Khmer OS" w:cs="Khmer OS"/>
+          <w:lang w:bidi="km-KH"/>
+        </w:rPr>
+        <w:t> </w:t>
+      </w:r>
+      <w:r>
+        <w:rPr>
+          <w:rFonts w:ascii="Khmer OS" w:hAnsi="Khmer OS" w:cs="Khmer OS"/>
+          <w:cs/>
+          <w:lang w:bidi="km-KH"/>
+        </w:rPr>
+        <w:t>ប្រកាសនៅខាងក្រៅ</w:t>
+      </w:r>
+      <w:r>
+        <w:rPr>
+          <w:rFonts w:ascii="Khmer OS" w:hAnsi="Khmer OS" w:cs="Khmer OS"/>
+          <w:lang w:bidi="km-KH"/>
+        </w:rPr>
+        <w:t> </w:t>
+      </w:r>
+      <w:proofErr w:type="gramStart"/>
+      <w:r>
+        <w:rPr>
+          <w:rFonts w:ascii="Khmer OS" w:hAnsi="Khmer OS" w:cs="Khmer OS"/>
+          <w:lang w:bidi="km-KH"/>
+        </w:rPr>
+        <w:t>main(</w:t>
+      </w:r>
+      <w:proofErr w:type="gramEnd"/>
+      <w:r>
+        <w:rPr>
+          <w:rFonts w:ascii="Khmer OS" w:hAnsi="Khmer OS" w:cs="Khmer OS"/>
+          <w:lang w:bidi="km-KH"/>
+        </w:rPr>
+        <w:t>) </w:t>
+      </w:r>
+      <w:r>
+        <w:rPr>
+          <w:rFonts w:ascii="Khmer OS" w:hAnsi="Khmer OS" w:cs="Khmer OS"/>
+          <w:cs/>
+          <w:lang w:bidi="km-KH"/>
+        </w:rPr>
+        <w:t xml:space="preserve">ឬ </w:t>
+      </w:r>
+      <w:r>
+        <w:rPr>
+          <w:rFonts w:ascii="Khmer OS" w:hAnsi="Khmer OS" w:cs="Khmer OS"/>
+          <w:lang w:bidi="km-KH"/>
+        </w:rPr>
+        <w:t xml:space="preserve">function </w:t>
+      </w:r>
+      <w:r>
+        <w:rPr>
+          <w:rFonts w:ascii="Khmer OS" w:hAnsi="Khmer OS" w:cs="Khmer OS"/>
+          <w:cs/>
+          <w:lang w:bidi="km-KH"/>
+        </w:rPr>
+        <w:t>ផ្សេងៗ។ ប្រើបានគ្រប់កន្លែង។</w:t>
+      </w:r>
+    </w:p>
+    <w:p>
+      <w:pPr>
+        <w:numPr>
+          <w:ilvl w:val="0"/>
+          <w:numId w:val="8"/>
+        </w:numPr>
+        <w:rPr>
+          <w:rFonts w:ascii="Khmer OS" w:hAnsi="Khmer OS" w:cs="Khmer OS"/>
+          <w:lang w:bidi="km-KH"/>
+        </w:rPr>
+      </w:pPr>
+      <w:r>
+        <w:rPr>
+          <w:rFonts w:ascii="Khmer OS" w:hAnsi="Khmer OS" w:cs="Khmer OS"/>
+          <w:b/>
+          <w:bCs/>
+          <w:lang w:bidi="km-KH"/>
+        </w:rPr>
+        <w:t>Local Scope:</w:t>
+      </w:r>
+      <w:r>
+        <w:rPr>
+          <w:rFonts w:ascii="Khmer OS" w:hAnsi="Khmer OS" w:cs="Khmer OS"/>
+          <w:lang w:bidi="km-KH"/>
+        </w:rPr>
+        <w:t> </w:t>
+      </w:r>
+      <w:r>
+        <w:rPr>
+          <w:rFonts w:ascii="Khmer OS" w:hAnsi="Khmer OS" w:cs="Khmer OS"/>
+          <w:cs/>
+          <w:lang w:bidi="km-KH"/>
+        </w:rPr>
+        <w:t>ប្រកាសនៅក្នុង</w:t>
+      </w:r>
+      <w:r>
+        <w:rPr>
+          <w:rFonts w:ascii="Khmer OS" w:hAnsi="Khmer OS" w:cs="Khmer OS"/>
+          <w:lang w:bidi="km-KH"/>
+        </w:rPr>
+        <w:t> </w:t>
+      </w:r>
+      <w:proofErr w:type="gramStart"/>
+      <w:r>
+        <w:rPr>
+          <w:rFonts w:ascii="Khmer OS" w:hAnsi="Khmer OS" w:cs="Khmer OS"/>
+          <w:lang w:bidi="km-KH"/>
+        </w:rPr>
+        <w:t>{ }</w:t>
+      </w:r>
+      <w:proofErr w:type="gramEnd"/>
+      <w:r>
+        <w:rPr>
+          <w:rFonts w:ascii="Khmer OS" w:hAnsi="Khmer OS" w:cs="Khmer OS"/>
+          <w:lang w:bidi="km-KH"/>
+        </w:rPr>
+        <w:t xml:space="preserve"> (Block </w:t>
+      </w:r>
+      <w:proofErr w:type="gramStart"/>
+      <w:r>
+        <w:rPr>
+          <w:rFonts w:ascii="Khmer OS" w:hAnsi="Khmer OS" w:cs="Khmer OS"/>
+          <w:lang w:bidi="km-KH"/>
+        </w:rPr>
+        <w:t>scope)</w:t>
+      </w:r>
+      <w:r>
+        <w:rPr>
+          <w:rFonts w:ascii="Khmer OS" w:hAnsi="Khmer OS" w:cs="Khmer OS"/>
+          <w:cs/>
+          <w:lang w:bidi="km-KH"/>
+        </w:rPr>
+        <w:t>។</w:t>
+      </w:r>
+      <w:proofErr w:type="gramEnd"/>
+      <w:r>
+        <w:rPr>
+          <w:rFonts w:ascii="Khmer OS" w:hAnsi="Khmer OS" w:cs="Khmer OS"/>
+          <w:cs/>
+          <w:lang w:bidi="km-KH"/>
+        </w:rPr>
+        <w:t xml:space="preserve"> ប្រើបានតែក្នុងចន្លោះ នោះប៉ុណ្ណោះ។</w:t>
+      </w:r>
+      <w:r>
+        <w:rPr>
+          <w:rFonts w:ascii="Khmer OS" w:hAnsi="Khmer OS" w:cs="Khmer OS"/>
+          <w:lang w:bidi="km-KH"/>
+        </w:rPr>
+        <w:t> </w:t>
+      </w:r>
+    </w:p>
+    <w:p>
+      <w:pPr>
+        <w:ind w:left="720"/>
+        <w:rPr>
+          <w:rFonts w:ascii="Khmer OS" w:hAnsi="Khmer OS" w:cs="Khmer OS"/>
+          <w:b/>
+          <w:bCs/>
+          <w:lang w:bidi="km-KH"/>
+        </w:rPr>
+      </w:pPr>
+      <w:r>
+        <w:rPr>
+          <w:rFonts w:ascii="Khmer OS" w:hAnsi="Khmer OS" w:cs="Khmer OS"/>
+          <w:b/>
+          <w:bCs/>
+          <w:cs/>
+          <w:lang w:bidi="km-KH"/>
+        </w:rPr>
+        <w:t xml:space="preserve">២. </w:t>
+      </w:r>
+      <w:r>
+        <w:rPr>
+          <w:rFonts w:ascii="Khmer OS" w:hAnsi="Khmer OS" w:cs="Khmer OS"/>
+          <w:b/>
+          <w:bCs/>
+          <w:lang w:bidi="km-KH"/>
+        </w:rPr>
+        <w:t>Accessibility (</w:t>
+      </w:r>
+      <w:r>
+        <w:rPr>
+          <w:rFonts w:ascii="Khmer OS" w:hAnsi="Khmer OS" w:cs="Khmer OS"/>
+          <w:b/>
+          <w:bCs/>
+          <w:cs/>
+          <w:lang w:bidi="km-KH"/>
+        </w:rPr>
+        <w:t>លទ្ធភាពចូលប្រើ)</w:t>
+      </w:r>
+    </w:p>
+    <w:p>
+      <w:pPr>
+        <w:ind w:left="720"/>
+        <w:rPr>
+          <w:rFonts w:ascii="Khmer OS" w:hAnsi="Khmer OS" w:cs="Khmer OS"/>
+          <w:lang w:bidi="km-KH"/>
+        </w:rPr>
+      </w:pPr>
+      <w:r>
+        <w:rPr>
+          <w:rFonts w:ascii="Khmer OS" w:hAnsi="Khmer OS" w:cs="Khmer OS"/>
+          <w:cs/>
+          <w:lang w:bidi="km-KH"/>
+        </w:rPr>
+        <w:t>វាគឺជាច្បាប់ដែល</w:t>
+      </w:r>
+      <w:r>
+        <w:rPr>
+          <w:rFonts w:ascii="Khmer OS" w:hAnsi="Khmer OS" w:cs="Khmer OS"/>
+          <w:lang w:bidi="km-KH"/>
+        </w:rPr>
+        <w:t xml:space="preserve"> define </w:t>
+      </w:r>
+      <w:r>
+        <w:rPr>
+          <w:rFonts w:ascii="Khmer OS" w:hAnsi="Khmer OS" w:cs="Khmer OS"/>
+          <w:cs/>
+          <w:lang w:bidi="km-KH"/>
+        </w:rPr>
+        <w:t xml:space="preserve">ថា តើកូដត្រង់ណាខ្លះអាចហៅ </w:t>
+      </w:r>
+      <w:r>
+        <w:rPr>
+          <w:rFonts w:ascii="Khmer OS" w:hAnsi="Khmer OS" w:cs="Khmer OS"/>
+          <w:lang w:bidi="km-KH"/>
+        </w:rPr>
+        <w:t xml:space="preserve">Variable </w:t>
+      </w:r>
+      <w:r>
+        <w:rPr>
+          <w:rFonts w:ascii="Khmer OS" w:hAnsi="Khmer OS" w:cs="Khmer OS"/>
+          <w:cs/>
+          <w:lang w:bidi="km-KH"/>
+        </w:rPr>
+        <w:t>មកប្រើបាន៖</w:t>
+      </w:r>
+    </w:p>
+    <w:p>
+      <w:pPr>
+        <w:numPr>
+          <w:ilvl w:val="0"/>
+          <w:numId w:val="9"/>
+        </w:numPr>
+        <w:rPr>
+          <w:rFonts w:ascii="Khmer OS" w:hAnsi="Khmer OS" w:cs="Khmer OS"/>
+          <w:lang w:bidi="km-KH"/>
+        </w:rPr>
+      </w:pPr>
+      <w:r>
+        <w:rPr>
+          <w:rFonts w:ascii="Khmer OS" w:hAnsi="Khmer OS" w:cs="Khmer OS"/>
+          <w:lang w:bidi="km-KH"/>
+        </w:rPr>
+        <w:t xml:space="preserve">Code </w:t>
+      </w:r>
+      <w:r>
+        <w:rPr>
+          <w:rFonts w:ascii="Khmer OS" w:hAnsi="Khmer OS" w:cs="Khmer OS"/>
+          <w:cs/>
+          <w:lang w:bidi="km-KH"/>
+        </w:rPr>
+        <w:t xml:space="preserve">ដែលស្ថិតក្នុង </w:t>
+      </w:r>
+      <w:r>
+        <w:rPr>
+          <w:rFonts w:ascii="Khmer OS" w:hAnsi="Khmer OS" w:cs="Khmer OS"/>
+          <w:lang w:bidi="km-KH"/>
+        </w:rPr>
+        <w:t xml:space="preserve">Block </w:t>
+      </w:r>
+      <w:r>
+        <w:rPr>
+          <w:rFonts w:ascii="Khmer OS" w:hAnsi="Khmer OS" w:cs="Khmer OS"/>
+          <w:cs/>
+          <w:lang w:bidi="km-KH"/>
+        </w:rPr>
+        <w:t>ជាមួយគ្នា ឬ</w:t>
+      </w:r>
+      <w:r>
+        <w:rPr>
+          <w:rFonts w:ascii="Khmer OS" w:hAnsi="Khmer OS" w:cs="Khmer OS"/>
+          <w:lang w:bidi="km-KH"/>
+        </w:rPr>
+        <w:t xml:space="preserve"> </w:t>
+      </w:r>
+      <w:r>
+        <w:rPr>
+          <w:rFonts w:ascii="Khmer OS" w:hAnsi="Khmer OS" w:cs="Khmer OS"/>
+          <w:lang w:bidi="km-KH"/>
+        </w:rPr>
+        <w:t>Nested block</w:t>
+      </w:r>
+      <w:r>
+        <w:rPr>
+          <w:rFonts w:ascii="Khmer OS" w:hAnsi="Khmer OS" w:cs="Khmer OS"/>
+          <w:lang w:bidi="km-KH"/>
+        </w:rPr>
+        <w:t xml:space="preserve"> </w:t>
+      </w:r>
+      <w:r>
+        <w:rPr>
+          <w:rFonts w:ascii="Khmer OS" w:hAnsi="Khmer OS" w:cs="Khmer OS"/>
+          <w:cs/>
+          <w:lang w:bidi="km-KH"/>
+        </w:rPr>
+        <w:t xml:space="preserve">អាចចូលប្រើ </w:t>
+      </w:r>
+      <w:r>
+        <w:rPr>
+          <w:rFonts w:ascii="Khmer OS" w:hAnsi="Khmer OS" w:cs="Khmer OS"/>
+          <w:lang w:bidi="km-KH"/>
+        </w:rPr>
+        <w:t xml:space="preserve">Variable </w:t>
+      </w:r>
+      <w:r>
+        <w:rPr>
+          <w:rFonts w:ascii="Khmer OS" w:hAnsi="Khmer OS" w:cs="Khmer OS"/>
+          <w:cs/>
+          <w:lang w:bidi="km-KH"/>
+        </w:rPr>
+        <w:t>នោះបាន។</w:t>
+      </w:r>
+    </w:p>
+    <w:p>
+      <w:pPr>
+        <w:numPr>
+          <w:ilvl w:val="0"/>
+          <w:numId w:val="9"/>
+        </w:numPr>
+        <w:rPr>
+          <w:rFonts w:ascii="Khmer OS" w:hAnsi="Khmer OS" w:cs="Khmer OS"/>
+          <w:lang w:bidi="km-KH"/>
+        </w:rPr>
+      </w:pPr>
+      <w:r>
+        <w:rPr>
+          <w:rFonts w:ascii="Khmer OS" w:hAnsi="Khmer OS" w:cs="Khmer OS"/>
+          <w:lang w:bidi="km-KH"/>
+        </w:rPr>
+        <w:t xml:space="preserve">Code </w:t>
+      </w:r>
+      <w:r>
+        <w:rPr>
+          <w:rFonts w:ascii="Khmer OS" w:hAnsi="Khmer OS" w:cs="Khmer OS"/>
+          <w:cs/>
+          <w:lang w:bidi="km-KH"/>
+        </w:rPr>
+        <w:t xml:space="preserve">ដែលនៅខាងក្រៅ </w:t>
+      </w:r>
+      <w:r>
+        <w:rPr>
+          <w:rFonts w:ascii="Khmer OS" w:hAnsi="Khmer OS" w:cs="Khmer OS"/>
+          <w:lang w:bidi="km-KH"/>
+        </w:rPr>
+        <w:t xml:space="preserve">Block </w:t>
+      </w:r>
+      <w:r>
+        <w:rPr>
+          <w:rFonts w:ascii="Khmer OS" w:hAnsi="Khmer OS" w:cs="Khmer OS"/>
+          <w:cs/>
+          <w:lang w:bidi="km-KH"/>
+        </w:rPr>
+        <w:t xml:space="preserve">មិនអាចមើលឃើញ </w:t>
+      </w:r>
+      <w:r>
+        <w:rPr>
+          <w:rFonts w:ascii="Khmer OS" w:hAnsi="Khmer OS" w:cs="Khmer OS"/>
+          <w:lang w:bidi="km-KH"/>
+        </w:rPr>
+        <w:t xml:space="preserve">Variable </w:t>
+      </w:r>
+      <w:r>
+        <w:rPr>
+          <w:rFonts w:ascii="Khmer OS" w:hAnsi="Khmer OS" w:cs="Khmer OS"/>
+          <w:cs/>
+          <w:lang w:bidi="km-KH"/>
+        </w:rPr>
+        <w:t>ខាងក្នុងបានទេ។</w:t>
+      </w:r>
+    </w:p>
+    <w:p>
+      <w:pPr>
+        <w:numPr>
+          <w:ilvl w:val="0"/>
+          <w:numId w:val="9"/>
+        </w:numPr>
+        <w:rPr>
+          <w:rFonts w:ascii="Khmer OS" w:hAnsi="Khmer OS" w:cs="Khmer OS"/>
+          <w:lang w:bidi="km-KH"/>
+        </w:rPr>
+      </w:pPr>
+      <w:r>
+        <w:rPr>
+          <w:rFonts w:ascii="Khmer OS" w:hAnsi="Khmer OS" w:cs="Khmer OS" w:hint="cs"/>
+          <w:cs/>
+          <w:lang w:bidi="km-KH"/>
+        </w:rPr>
+        <w:t>ក្នុងនោះយើងអាចប្រើ​</w:t>
+      </w:r>
+      <w:r>
+        <w:rPr>
+          <w:rFonts w:ascii="Khmer OS" w:hAnsi="Khmer OS" w:cs="Khmer OS"/>
+          <w:lang w:bidi="km-KH"/>
+        </w:rPr>
+        <w:t xml:space="preserve"> Keyword </w:t>
+      </w:r>
+      <w:r>
+        <w:rPr>
+          <w:rFonts w:ascii="Khmer OS" w:hAnsi="Khmer OS" w:cs="Khmer OS" w:hint="cs"/>
+          <w:cs/>
+          <w:lang w:bidi="km-KH"/>
+        </w:rPr>
+        <w:t xml:space="preserve">(​​ </w:t>
+      </w:r>
+      <w:r>
+        <w:rPr>
+          <w:rFonts w:ascii="Khmer OS" w:hAnsi="Khmer OS" w:cs="Khmer OS"/>
+          <w:lang w:bidi="km-KH"/>
+        </w:rPr>
+        <w:t>: : )</w:t>
+      </w:r>
+      <w:r>
+        <w:rPr>
+          <w:rFonts w:ascii="Khmer OS" w:hAnsi="Khmer OS" w:cs="Khmer OS" w:hint="cs"/>
+          <w:cs/>
+          <w:lang w:bidi="km-KH"/>
+        </w:rPr>
+        <w:t xml:space="preserve"> ក្នុងលក្ខខណ្ឌដែល </w:t>
+      </w:r>
+      <w:r>
+        <w:rPr>
+          <w:rFonts w:ascii="Khmer OS" w:hAnsi="Khmer OS" w:cs="Khmer OS"/>
+          <w:lang w:bidi="km-KH"/>
+        </w:rPr>
+        <w:t xml:space="preserve">code </w:t>
+      </w:r>
+      <w:r>
+        <w:rPr>
+          <w:rFonts w:ascii="Khmer OS" w:hAnsi="Khmer OS" w:cs="Khmer OS" w:hint="cs"/>
+          <w:cs/>
+          <w:lang w:bidi="km-KH"/>
+        </w:rPr>
+        <w:t xml:space="preserve">របស់យើងស្ថិតក្នុង </w:t>
+      </w:r>
+      <w:r>
+        <w:rPr>
+          <w:rFonts w:ascii="Khmer OS" w:hAnsi="Khmer OS" w:cs="Khmer OS"/>
+          <w:lang w:bidi="km-KH"/>
+        </w:rPr>
+        <w:t xml:space="preserve">local scope </w:t>
+      </w:r>
+      <w:r>
+        <w:rPr>
+          <w:rFonts w:ascii="Khmer OS" w:hAnsi="Khmer OS" w:cs="Khmer OS" w:hint="cs"/>
+          <w:cs/>
+          <w:lang w:bidi="km-KH"/>
+        </w:rPr>
+        <w:t xml:space="preserve">តែយើងចង់ប្រើនូវតម្លៃនៃ </w:t>
+      </w:r>
+      <w:r>
+        <w:rPr>
+          <w:rFonts w:ascii="Khmer OS" w:hAnsi="Khmer OS" w:cs="Khmer OS"/>
+          <w:lang w:bidi="km-KH"/>
+        </w:rPr>
+        <w:t xml:space="preserve">variable </w:t>
+      </w:r>
+      <w:r>
+        <w:rPr>
+          <w:rFonts w:ascii="Khmer OS" w:hAnsi="Khmer OS" w:cs="Khmer OS" w:hint="cs"/>
+          <w:cs/>
+          <w:lang w:bidi="km-KH"/>
+        </w:rPr>
+        <w:t xml:space="preserve">ដែលស្ថិតនៅក្នុង </w:t>
+      </w:r>
+      <w:r>
+        <w:rPr>
+          <w:rFonts w:ascii="Khmer OS" w:hAnsi="Khmer OS" w:cs="Khmer OS"/>
+          <w:lang w:bidi="km-KH"/>
+        </w:rPr>
+        <w:t>global variable .</w:t>
+      </w:r>
+    </w:p>
+    <w:p>
+      <w:pPr>
+        <w:ind w:left="720"/>
+        <w:rPr>
+          <w:rFonts w:ascii="Khmer OS" w:hAnsi="Khmer OS" w:cs="Khmer OS"/>
+          <w:b/>
+          <w:bCs/>
+          <w:lang w:bidi="km-KH"/>
+        </w:rPr>
+      </w:pPr>
+      <w:r>
+        <w:rPr>
+          <w:rFonts w:ascii="Khmer OS" w:hAnsi="Khmer OS" w:cs="Khmer OS"/>
+          <w:b/>
+          <w:bCs/>
+          <w:cs/>
+          <w:lang w:bidi="km-KH"/>
+        </w:rPr>
+        <w:t xml:space="preserve">៣. </w:t>
+      </w:r>
+      <w:r>
+        <w:rPr>
+          <w:rFonts w:ascii="Khmer OS" w:hAnsi="Khmer OS" w:cs="Khmer OS"/>
+          <w:b/>
+          <w:bCs/>
+          <w:lang w:bidi="km-KH"/>
+        </w:rPr>
+        <w:t>Shadowing (</w:t>
+      </w:r>
+      <w:r>
+        <w:rPr>
+          <w:rFonts w:ascii="Khmer OS" w:hAnsi="Khmer OS" w:cs="Khmer OS"/>
+          <w:b/>
+          <w:bCs/>
+          <w:cs/>
+          <w:lang w:bidi="km-KH"/>
+        </w:rPr>
+        <w:t xml:space="preserve">ការបាំង </w:t>
+      </w:r>
+      <w:r>
+        <w:rPr>
+          <w:rFonts w:ascii="Khmer OS" w:hAnsi="Khmer OS" w:cs="Khmer OS"/>
+          <w:b/>
+          <w:bCs/>
+          <w:lang w:bidi="km-KH"/>
+        </w:rPr>
+        <w:t>Variable) </w:t>
+      </w:r>
+    </w:p>
+    <w:p>
+      <w:pPr>
+        <w:ind w:left="720"/>
+        <w:rPr>
+          <w:rFonts w:ascii="Khmer OS" w:hAnsi="Khmer OS" w:cs="Khmer OS"/>
+          <w:cs/>
+          <w:lang w:bidi="km-KH"/>
+        </w:rPr>
+      </w:pPr>
+      <w:r>
+        <w:rPr>
+          <w:rFonts w:ascii="Khmer OS" w:hAnsi="Khmer OS" w:cs="Khmer OS"/>
+          <w:lang w:bidi="km-KH"/>
+        </w:rPr>
+        <w:t xml:space="preserve">Shadowing </w:t>
+      </w:r>
+      <w:r>
+        <w:rPr>
+          <w:rFonts w:ascii="Khmer OS" w:hAnsi="Khmer OS" w:cs="Khmer OS"/>
+          <w:cs/>
+          <w:lang w:bidi="km-KH"/>
+        </w:rPr>
+        <w:t xml:space="preserve">កើតឡើងនៅពេលយើងបង្កើត </w:t>
+      </w:r>
+      <w:r>
+        <w:rPr>
+          <w:rFonts w:ascii="Khmer OS" w:hAnsi="Khmer OS" w:cs="Khmer OS"/>
+          <w:lang w:bidi="km-KH"/>
+        </w:rPr>
+        <w:t xml:space="preserve">Variable </w:t>
+      </w:r>
+      <w:r>
+        <w:rPr>
+          <w:rFonts w:ascii="Khmer OS" w:hAnsi="Khmer OS" w:cs="Khmer OS"/>
+          <w:cs/>
+          <w:lang w:bidi="km-KH"/>
+        </w:rPr>
+        <w:t xml:space="preserve">ថ្មីនៅក្នុង </w:t>
+      </w:r>
+      <w:r>
+        <w:rPr>
+          <w:rFonts w:ascii="Khmer OS" w:hAnsi="Khmer OS" w:cs="Khmer OS"/>
+          <w:lang w:bidi="km-KH"/>
+        </w:rPr>
+        <w:t xml:space="preserve">Local Scope </w:t>
+      </w:r>
+      <w:r>
+        <w:rPr>
+          <w:rFonts w:ascii="Khmer OS" w:hAnsi="Khmer OS" w:cs="Khmer OS"/>
+          <w:cs/>
+          <w:lang w:bidi="km-KH"/>
+        </w:rPr>
+        <w:t>ដែលមាន</w:t>
+      </w:r>
+      <w:r>
+        <w:rPr>
+          <w:rFonts w:ascii="Khmer OS" w:hAnsi="Khmer OS" w:cs="Khmer OS"/>
+          <w:lang w:bidi="km-KH"/>
+        </w:rPr>
+        <w:t> </w:t>
+      </w:r>
+      <w:r>
+        <w:rPr>
+          <w:rFonts w:ascii="Khmer OS" w:hAnsi="Khmer OS" w:cs="Khmer OS"/>
+          <w:b/>
+          <w:bCs/>
+          <w:cs/>
+          <w:lang w:bidi="km-KH"/>
+        </w:rPr>
+        <w:t>ឈ្មោះដូចគ្នា</w:t>
+      </w:r>
+      <w:r>
+        <w:rPr>
+          <w:rFonts w:ascii="Khmer OS" w:hAnsi="Khmer OS" w:cs="Khmer OS"/>
+          <w:lang w:bidi="km-KH"/>
+        </w:rPr>
+        <w:t> </w:t>
+      </w:r>
+      <w:r>
+        <w:rPr>
+          <w:rFonts w:ascii="Khmer OS" w:hAnsi="Khmer OS" w:cs="Khmer OS"/>
+          <w:cs/>
+          <w:lang w:bidi="km-KH"/>
+        </w:rPr>
+        <w:t xml:space="preserve">ទៅនឹង </w:t>
+      </w:r>
+      <w:r>
+        <w:rPr>
+          <w:rFonts w:ascii="Khmer OS" w:hAnsi="Khmer OS" w:cs="Khmer OS"/>
+          <w:lang w:bidi="km-KH"/>
+        </w:rPr>
+        <w:t xml:space="preserve">Variable </w:t>
+      </w:r>
+      <w:r>
+        <w:rPr>
+          <w:rFonts w:ascii="Khmer OS" w:hAnsi="Khmer OS" w:cs="Khmer OS"/>
+          <w:cs/>
+          <w:lang w:bidi="km-KH"/>
+        </w:rPr>
+        <w:t xml:space="preserve">ក្នុង </w:t>
+      </w:r>
+      <w:r>
+        <w:rPr>
+          <w:rFonts w:ascii="Khmer OS" w:hAnsi="Khmer OS" w:cs="Khmer OS"/>
+          <w:lang w:bidi="km-KH"/>
+        </w:rPr>
+        <w:t xml:space="preserve">Global Scope </w:t>
+      </w:r>
+      <w:r>
+        <w:rPr>
+          <w:rFonts w:ascii="Khmer OS" w:hAnsi="Khmer OS" w:cs="Khmer OS"/>
+          <w:cs/>
+          <w:lang w:bidi="km-KH"/>
+        </w:rPr>
+        <w:t xml:space="preserve">ឬ </w:t>
+      </w:r>
+      <w:r>
+        <w:rPr>
+          <w:rFonts w:ascii="Khmer OS" w:hAnsi="Khmer OS" w:cs="Khmer OS"/>
+          <w:lang w:bidi="km-KH"/>
+        </w:rPr>
+        <w:t>Outer Scope</w:t>
+      </w:r>
+      <w:r>
+        <w:rPr>
+          <w:rFonts w:ascii="Khmer OS" w:hAnsi="Khmer OS" w:cs="Khmer OS"/>
+          <w:cs/>
+          <w:lang w:bidi="km-KH"/>
+        </w:rPr>
+        <w:t xml:space="preserve">។ លទ្ធផលគឺ </w:t>
+      </w:r>
+      <w:r>
+        <w:rPr>
+          <w:rFonts w:ascii="Khmer OS" w:hAnsi="Khmer OS" w:cs="Khmer OS"/>
+          <w:lang w:bidi="km-KH"/>
+        </w:rPr>
+        <w:t xml:space="preserve">Variable </w:t>
+      </w:r>
+      <w:r>
+        <w:rPr>
+          <w:rFonts w:ascii="Khmer OS" w:hAnsi="Khmer OS" w:cs="Khmer OS"/>
+          <w:cs/>
+          <w:lang w:bidi="km-KH"/>
+        </w:rPr>
+        <w:t>ក្នុងនឹង បាំង</w:t>
+      </w:r>
+      <w:r>
+        <w:rPr>
+          <w:rFonts w:ascii="Khmer OS" w:hAnsi="Khmer OS" w:cs="Khmer OS"/>
+          <w:lang w:bidi="km-KH"/>
+        </w:rPr>
+        <w:t xml:space="preserve"> </w:t>
+      </w:r>
+      <w:r>
+        <w:rPr>
+          <w:rFonts w:ascii="Khmer OS" w:hAnsi="Khmer OS" w:cs="Khmer OS"/>
+          <w:lang w:bidi="km-KH"/>
+        </w:rPr>
+        <w:t xml:space="preserve">Variable </w:t>
+      </w:r>
+      <w:r>
+        <w:rPr>
+          <w:rFonts w:ascii="Khmer OS" w:hAnsi="Khmer OS" w:cs="Khmer OS"/>
+          <w:cs/>
+          <w:lang w:bidi="km-KH"/>
+        </w:rPr>
+        <w:t>ក្រៅមិនឱ្យមើលឃើញ</w:t>
+      </w:r>
+      <w:r>
+        <w:rPr>
+          <w:rFonts w:ascii="Khmer OS" w:hAnsi="Khmer OS" w:cs="Khmer OS" w:hint="cs"/>
+          <w:cs/>
+          <w:lang w:bidi="km-KH"/>
+        </w:rPr>
+        <w:t>ឬ​ចាប់យកមកប្រើប្រាស់</w:t>
+      </w:r>
+      <w:r>
+        <w:rPr>
+          <w:rFonts w:ascii="Khmer OS" w:hAnsi="Khmer OS" w:cs="Khmer OS"/>
+          <w:cs/>
+          <w:lang w:bidi="km-KH"/>
+        </w:rPr>
+        <w:t>។</w:t>
+      </w:r>
+      <w:r>
+        <w:rPr>
+          <w:rFonts w:ascii="Khmer OS" w:hAnsi="Khmer OS" w:cs="Khmer OS"/>
+          <w:lang w:bidi="km-KH"/>
+        </w:rPr>
+        <w:t> </w:t>
+      </w:r>
+    </w:p>
+    <w:p>
+      <w:pPr>
+        <w:ind w:left="720"/>
+        <w:rPr>
+          <w:rFonts w:ascii="Khmer OS" w:hAnsi="Khmer OS" w:cs="Khmer OS"/>
+          <w:lang w:bidi="km-KH"/>
+        </w:rPr>
+      </w:pPr>
+    </w:p>
+    <w:p>
+      <w:pPr>
         <w:rPr>
           <w:rFonts w:ascii="Khmer OS" w:hAnsi="Khmer OS" w:cs="Khmer OS"/>
           <w:lang w:bidi="km-KH"/>
@@ -4347,6 +5618,155 @@
     </w:lvl>
   </w:abstractNum>
   <w:abstractNum w:abstractNumId="2" w15:restartNumberingAfterBreak="0">
+    <w:nsid w:val="291120EB"/>
+    <w:multiLevelType w:val="multilevel"/>
+    <w:tmpl w:val="29C6F44A"/>
+    <w:lvl w:ilvl="0">
+      <w:start w:val="1"/>
+      <w:numFmt w:val="bullet"/>
+      <w:lvlText w:val=""/>
+      <w:lvlJc w:val="left"/>
+      <w:pPr>
+        <w:tabs>
+          <w:tab w:val="num" w:pos="720"/>
+        </w:tabs>
+        <w:ind w:left="720" w:hanging="360"/>
+      </w:pPr>
+      <w:rPr>
+        <w:rFonts w:ascii="Symbol" w:hAnsi="Symbol" w:hint="default"/>
+        <w:sz w:val="20"/>
+      </w:rPr>
+    </w:lvl>
+    <w:lvl w:ilvl="1" w:tentative="1">
+      <w:start w:val="1"/>
+      <w:numFmt w:val="bullet"/>
+      <w:lvlText w:val="o"/>
+      <w:lvlJc w:val="left"/>
+      <w:pPr>
+        <w:tabs>
+          <w:tab w:val="num" w:pos="1440"/>
+        </w:tabs>
+        <w:ind w:left="1440" w:hanging="360"/>
+      </w:pPr>
+      <w:rPr>
+        <w:rFonts w:ascii="Courier New" w:hAnsi="Courier New" w:hint="default"/>
+        <w:sz w:val="20"/>
+      </w:rPr>
+    </w:lvl>
+    <w:lvl w:ilvl="2" w:tentative="1">
+      <w:start w:val="1"/>
+      <w:numFmt w:val="bullet"/>
+      <w:lvlText w:val=""/>
+      <w:lvlJc w:val="left"/>
+      <w:pPr>
+        <w:tabs>
+          <w:tab w:val="num" w:pos="2160"/>
+        </w:tabs>
+        <w:ind w:left="2160" w:hanging="360"/>
+      </w:pPr>
+      <w:rPr>
+        <w:rFonts w:ascii="Wingdings" w:hAnsi="Wingdings" w:hint="default"/>
+        <w:sz w:val="20"/>
+      </w:rPr>
+    </w:lvl>
+    <w:lvl w:ilvl="3" w:tentative="1">
+      <w:start w:val="1"/>
+      <w:numFmt w:val="bullet"/>
+      <w:lvlText w:val=""/>
+      <w:lvlJc w:val="left"/>
+      <w:pPr>
+        <w:tabs>
+          <w:tab w:val="num" w:pos="2880"/>
+        </w:tabs>
+        <w:ind w:left="2880" w:hanging="360"/>
+      </w:pPr>
+      <w:rPr>
+        <w:rFonts w:ascii="Wingdings" w:hAnsi="Wingdings" w:hint="default"/>
+        <w:sz w:val="20"/>
+      </w:rPr>
+    </w:lvl>
+    <w:lvl w:ilvl="4" w:tentative="1">
+      <w:start w:val="1"/>
+      <w:numFmt w:val="bullet"/>
+      <w:lvlText w:val=""/>
+      <w:lvlJc w:val="left"/>
+      <w:pPr>
+        <w:tabs>
+          <w:tab w:val="num" w:pos="3600"/>
+        </w:tabs>
+        <w:ind w:left="3600" w:hanging="360"/>
+      </w:pPr>
+      <w:rPr>
+        <w:rFonts w:ascii="Wingdings" w:hAnsi="Wingdings" w:hint="default"/>
+        <w:sz w:val="20"/>
+      </w:rPr>
+    </w:lvl>
+    <w:lvl w:ilvl="5" w:tentative="1">
+      <w:start w:val="1"/>
+      <w:numFmt w:val="bullet"/>
+      <w:lvlText w:val=""/>
+      <w:lvlJc w:val="left"/>
+      <w:pPr>
+        <w:tabs>
+          <w:tab w:val="num" w:pos="4320"/>
+        </w:tabs>
+        <w:ind w:left="4320" w:hanging="360"/>
+      </w:pPr>
+      <w:rPr>
+        <w:rFonts w:ascii="Wingdings" w:hAnsi="Wingdings" w:hint="default"/>
+        <w:sz w:val="20"/>
+      </w:rPr>
+    </w:lvl>
+    <w:lvl w:ilvl="6" w:tentative="1">
+      <w:start w:val="1"/>
+      <w:numFmt w:val="bullet"/>
+      <w:lvlText w:val=""/>
+      <w:lvlJc w:val="left"/>
+      <w:pPr>
+        <w:tabs>
+          <w:tab w:val="num" w:pos="5040"/>
+        </w:tabs>
+        <w:ind w:left="5040" w:hanging="360"/>
+      </w:pPr>
+      <w:rPr>
+        <w:rFonts w:ascii="Wingdings" w:hAnsi="Wingdings" w:hint="default"/>
+        <w:sz w:val="20"/>
+      </w:rPr>
+    </w:lvl>
+    <w:lvl w:ilvl="7" w:tentative="1">
+      <w:start w:val="1"/>
+      <w:numFmt w:val="bullet"/>
+      <w:lvlText w:val=""/>
+      <w:lvlJc w:val="left"/>
+      <w:pPr>
+        <w:tabs>
+          <w:tab w:val="num" w:pos="5760"/>
+        </w:tabs>
+        <w:ind w:left="5760" w:hanging="360"/>
+      </w:pPr>
+      <w:rPr>
+        <w:rFonts w:ascii="Wingdings" w:hAnsi="Wingdings" w:hint="default"/>
+        <w:sz w:val="20"/>
+      </w:rPr>
+    </w:lvl>
+    <w:lvl w:ilvl="8" w:tentative="1">
+      <w:start w:val="1"/>
+      <w:numFmt w:val="bullet"/>
+      <w:lvlText w:val=""/>
+      <w:lvlJc w:val="left"/>
+      <w:pPr>
+        <w:tabs>
+          <w:tab w:val="num" w:pos="6480"/>
+        </w:tabs>
+        <w:ind w:left="6480" w:hanging="360"/>
+      </w:pPr>
+      <w:rPr>
+        <w:rFonts w:ascii="Wingdings" w:hAnsi="Wingdings" w:hint="default"/>
+        <w:sz w:val="20"/>
+      </w:rPr>
+    </w:lvl>
+  </w:abstractNum>
+  <w:abstractNum w:abstractNumId="3" w15:restartNumberingAfterBreak="0">
     <w:nsid w:val="2E1C2982"/>
     <w:multiLevelType w:val="hybridMultilevel"/>
     <w:tmpl w:val="999A0E58"/>
@@ -4459,7 +5879,7 @@
       </w:rPr>
     </w:lvl>
   </w:abstractNum>
-  <w:abstractNum w:abstractNumId="3" w15:restartNumberingAfterBreak="0">
+  <w:abstractNum w:abstractNumId="4" w15:restartNumberingAfterBreak="0">
     <w:nsid w:val="49766FAC"/>
     <w:multiLevelType w:val="multilevel"/>
     <w:tmpl w:val="ECECB3A4"/>
@@ -4608,7 +6028,156 @@
       </w:rPr>
     </w:lvl>
   </w:abstractNum>
-  <w:abstractNum w:abstractNumId="4" w15:restartNumberingAfterBreak="0">
+  <w:abstractNum w:abstractNumId="5" w15:restartNumberingAfterBreak="0">
+    <w:nsid w:val="506E5749"/>
+    <w:multiLevelType w:val="multilevel"/>
+    <w:tmpl w:val="CB1A5B5C"/>
+    <w:lvl w:ilvl="0">
+      <w:start w:val="1"/>
+      <w:numFmt w:val="bullet"/>
+      <w:lvlText w:val=""/>
+      <w:lvlJc w:val="left"/>
+      <w:pPr>
+        <w:tabs>
+          <w:tab w:val="num" w:pos="720"/>
+        </w:tabs>
+        <w:ind w:left="720" w:hanging="360"/>
+      </w:pPr>
+      <w:rPr>
+        <w:rFonts w:ascii="Symbol" w:hAnsi="Symbol" w:hint="default"/>
+        <w:sz w:val="20"/>
+      </w:rPr>
+    </w:lvl>
+    <w:lvl w:ilvl="1" w:tentative="1">
+      <w:start w:val="1"/>
+      <w:numFmt w:val="bullet"/>
+      <w:lvlText w:val="o"/>
+      <w:lvlJc w:val="left"/>
+      <w:pPr>
+        <w:tabs>
+          <w:tab w:val="num" w:pos="1440"/>
+        </w:tabs>
+        <w:ind w:left="1440" w:hanging="360"/>
+      </w:pPr>
+      <w:rPr>
+        <w:rFonts w:ascii="Courier New" w:hAnsi="Courier New" w:hint="default"/>
+        <w:sz w:val="20"/>
+      </w:rPr>
+    </w:lvl>
+    <w:lvl w:ilvl="2" w:tentative="1">
+      <w:start w:val="1"/>
+      <w:numFmt w:val="bullet"/>
+      <w:lvlText w:val=""/>
+      <w:lvlJc w:val="left"/>
+      <w:pPr>
+        <w:tabs>
+          <w:tab w:val="num" w:pos="2160"/>
+        </w:tabs>
+        <w:ind w:left="2160" w:hanging="360"/>
+      </w:pPr>
+      <w:rPr>
+        <w:rFonts w:ascii="Wingdings" w:hAnsi="Wingdings" w:hint="default"/>
+        <w:sz w:val="20"/>
+      </w:rPr>
+    </w:lvl>
+    <w:lvl w:ilvl="3" w:tentative="1">
+      <w:start w:val="1"/>
+      <w:numFmt w:val="bullet"/>
+      <w:lvlText w:val=""/>
+      <w:lvlJc w:val="left"/>
+      <w:pPr>
+        <w:tabs>
+          <w:tab w:val="num" w:pos="2880"/>
+        </w:tabs>
+        <w:ind w:left="2880" w:hanging="360"/>
+      </w:pPr>
+      <w:rPr>
+        <w:rFonts w:ascii="Wingdings" w:hAnsi="Wingdings" w:hint="default"/>
+        <w:sz w:val="20"/>
+      </w:rPr>
+    </w:lvl>
+    <w:lvl w:ilvl="4" w:tentative="1">
+      <w:start w:val="1"/>
+      <w:numFmt w:val="bullet"/>
+      <w:lvlText w:val=""/>
+      <w:lvlJc w:val="left"/>
+      <w:pPr>
+        <w:tabs>
+          <w:tab w:val="num" w:pos="3600"/>
+        </w:tabs>
+        <w:ind w:left="3600" w:hanging="360"/>
+      </w:pPr>
+      <w:rPr>
+        <w:rFonts w:ascii="Wingdings" w:hAnsi="Wingdings" w:hint="default"/>
+        <w:sz w:val="20"/>
+      </w:rPr>
+    </w:lvl>
+    <w:lvl w:ilvl="5" w:tentative="1">
+      <w:start w:val="1"/>
+      <w:numFmt w:val="bullet"/>
+      <w:lvlText w:val=""/>
+      <w:lvlJc w:val="left"/>
+      <w:pPr>
+        <w:tabs>
+          <w:tab w:val="num" w:pos="4320"/>
+        </w:tabs>
+        <w:ind w:left="4320" w:hanging="360"/>
+      </w:pPr>
+      <w:rPr>
+        <w:rFonts w:ascii="Wingdings" w:hAnsi="Wingdings" w:hint="default"/>
+        <w:sz w:val="20"/>
+      </w:rPr>
+    </w:lvl>
+    <w:lvl w:ilvl="6" w:tentative="1">
+      <w:start w:val="1"/>
+      <w:numFmt w:val="bullet"/>
+      <w:lvlText w:val=""/>
+      <w:lvlJc w:val="left"/>
+      <w:pPr>
+        <w:tabs>
+          <w:tab w:val="num" w:pos="5040"/>
+        </w:tabs>
+        <w:ind w:left="5040" w:hanging="360"/>
+      </w:pPr>
+      <w:rPr>
+        <w:rFonts w:ascii="Wingdings" w:hAnsi="Wingdings" w:hint="default"/>
+        <w:sz w:val="20"/>
+      </w:rPr>
+    </w:lvl>
+    <w:lvl w:ilvl="7" w:tentative="1">
+      <w:start w:val="1"/>
+      <w:numFmt w:val="bullet"/>
+      <w:lvlText w:val=""/>
+      <w:lvlJc w:val="left"/>
+      <w:pPr>
+        <w:tabs>
+          <w:tab w:val="num" w:pos="5760"/>
+        </w:tabs>
+        <w:ind w:left="5760" w:hanging="360"/>
+      </w:pPr>
+      <w:rPr>
+        <w:rFonts w:ascii="Wingdings" w:hAnsi="Wingdings" w:hint="default"/>
+        <w:sz w:val="20"/>
+      </w:rPr>
+    </w:lvl>
+    <w:lvl w:ilvl="8" w:tentative="1">
+      <w:start w:val="1"/>
+      <w:numFmt w:val="bullet"/>
+      <w:lvlText w:val=""/>
+      <w:lvlJc w:val="left"/>
+      <w:pPr>
+        <w:tabs>
+          <w:tab w:val="num" w:pos="6480"/>
+        </w:tabs>
+        <w:ind w:left="6480" w:hanging="360"/>
+      </w:pPr>
+      <w:rPr>
+        <w:rFonts w:ascii="Wingdings" w:hAnsi="Wingdings" w:hint="default"/>
+        <w:sz w:val="20"/>
+      </w:rPr>
+    </w:lvl>
+  </w:abstractNum>
+  <w:abstractNum w:abstractNumId="6" w15:restartNumberingAfterBreak="0">
     <w:nsid w:val="55EA37BF"/>
     <w:multiLevelType w:val="hybridMultilevel"/>
     <w:tmpl w:val="1040AECC"/>
@@ -4721,7 +6290,7 @@
       </w:rPr>
     </w:lvl>
   </w:abstractNum>
-  <w:abstractNum w:abstractNumId="5" w15:restartNumberingAfterBreak="0">
+  <w:abstractNum w:abstractNumId="7" w15:restartNumberingAfterBreak="0">
     <w:nsid w:val="67213590"/>
     <w:multiLevelType w:val="multilevel"/>
     <w:tmpl w:val="1DD0F90A"/>
@@ -4870,7 +6439,7 @@
       </w:rPr>
     </w:lvl>
   </w:abstractNum>
-  <w:abstractNum w:abstractNumId="6" w15:restartNumberingAfterBreak="0">
+  <w:abstractNum w:abstractNumId="8" w15:restartNumberingAfterBreak="0">
     <w:nsid w:val="7D200DA4"/>
     <w:multiLevelType w:val="hybridMultilevel"/>
     <w:tmpl w:val="D9841D44"/>
@@ -4987,21 +6556,27 @@
     <w:abstractNumId w:val="1"/>
   </w:num>
   <w:num w:numId="2" w16cid:durableId="681124818">
-    <w:abstractNumId w:val="6"/>
+    <w:abstractNumId w:val="8"/>
   </w:num>
   <w:num w:numId="3" w16cid:durableId="256640738">
     <w:abstractNumId w:val="0"/>
   </w:num>
   <w:num w:numId="4" w16cid:durableId="1186091893">
+    <w:abstractNumId w:val="6"/>
+  </w:num>
+  <w:num w:numId="5" w16cid:durableId="540166298">
+    <w:abstractNumId w:val="3"/>
+  </w:num>
+  <w:num w:numId="6" w16cid:durableId="243347050">
     <w:abstractNumId w:val="4"/>
   </w:num>
-  <w:num w:numId="5" w16cid:durableId="540166298">
+  <w:num w:numId="7" w16cid:durableId="1151362842">
+    <w:abstractNumId w:val="7"/>
+  </w:num>
+  <w:num w:numId="8" w16cid:durableId="767307712">
     <w:abstractNumId w:val="2"/>
   </w:num>
-  <w:num w:numId="6" w16cid:durableId="243347050">
-    <w:abstractNumId w:val="3"/>
-  </w:num>
-  <w:num w:numId="7" w16cid:durableId="1151362842">
+  <w:num w:numId="9" w16cid:durableId="680199954">
     <w:abstractNumId w:val="5"/>
   </w:num>
 </w:numbering>

--- a/Why main entry point.docx
+++ b/Why main entry point.docx
@@ -4521,7 +4521,53 @@
           <w:cs/>
           <w:lang w:bidi="km-KH"/>
         </w:rPr>
-        <w:t xml:space="preserve">ស្មុគស្មាញ។ </w:t>
+        <w:t>ស្មុគស្មាញ</w:t>
+      </w:r>
+      <w:r>
+        <w:rPr>
+          <w:rFonts w:ascii="Khmer OS" w:hAnsi="Khmer OS" w:cs="Khmer OS"/>
+          <w:lang w:bidi="km-KH"/>
+        </w:rPr>
+        <w:t xml:space="preserve"> </w:t>
+      </w:r>
+      <w:r>
+        <w:rPr>
+          <w:rFonts w:ascii="Khmer OS" w:hAnsi="Khmer OS" w:cs="Khmer OS" w:hint="cs"/>
+          <w:cs/>
+          <w:lang w:bidi="km-KH"/>
+        </w:rPr>
+        <w:t>ជាពិសេស</w:t>
+      </w:r>
+      <w:r>
+        <w:rPr>
+          <w:rFonts w:ascii="Khmer OS" w:hAnsi="Khmer OS" w:cs="Khmer OS" w:hint="cs"/>
+          <w:cs/>
+          <w:lang w:bidi="km-KH"/>
+        </w:rPr>
+        <w:t xml:space="preserve">នៅក្នុង </w:t>
+      </w:r>
+      <w:r>
+        <w:rPr>
+          <w:rFonts w:ascii="Khmer OS" w:hAnsi="Khmer OS" w:cs="Khmer OS"/>
+          <w:lang w:bidi="km-KH"/>
+        </w:rPr>
+        <w:t xml:space="preserve">project </w:t>
+      </w:r>
+      <w:r>
+        <w:rPr>
+          <w:rFonts w:ascii="Khmer OS" w:hAnsi="Khmer OS" w:cs="Khmer OS" w:hint="cs"/>
+          <w:cs/>
+          <w:lang w:bidi="km-KH"/>
+        </w:rPr>
+        <w:t>ធំៗ</w:t>
+      </w:r>
+      <w:r>
+        <w:rPr>
+          <w:rFonts w:ascii="Khmer OS" w:hAnsi="Khmer OS" w:cs="Khmer OS"/>
+          <w:cs/>
+          <w:lang w:bidi="km-KH"/>
+        </w:rPr>
+        <w:t xml:space="preserve">។ </w:t>
       </w:r>
     </w:p>
     <w:p>
@@ -4565,6 +4611,68 @@
       <w:r>
         <w:rPr>
           <w:rFonts w:ascii="Khmer OS" w:hAnsi="Khmer OS" w:cs="Khmer OS"/>
+          <w:noProof/>
+          <w:lang w:bidi="km-KH"/>
+        </w:rPr>
+        <w:drawing>
+          <wp:anchor distT="0" distB="0" distL="114300" distR="114300" simplePos="0" relativeHeight="251658240" behindDoc="0" locked="0" layoutInCell="1" allowOverlap="1" wp14:anchorId="3FB3DA43" wp14:editId="53409126">
+            <wp:simplePos x="0" y="0"/>
+            <wp:positionH relativeFrom="column">
+              <wp:posOffset>5081905</wp:posOffset>
+            </wp:positionH>
+            <wp:positionV relativeFrom="paragraph">
+              <wp:posOffset>323850</wp:posOffset>
+            </wp:positionV>
+            <wp:extent cx="2202815" cy="2398395"/>
+            <wp:effectExtent l="0" t="0" r="6985" b="1905"/>
+            <wp:wrapSquare wrapText="bothSides"/>
+            <wp:docPr id="217941688" name="Picture 1"/>
+            <wp:cNvGraphicFramePr>
+              <a:graphicFrameLocks xmlns:a="http://schemas.openxmlformats.org/drawingml/2006/main" noChangeAspect="1"/>
+            </wp:cNvGraphicFramePr>
+            <a:graphic xmlns:a="http://schemas.openxmlformats.org/drawingml/2006/main">
+              <a:graphicData uri="http://schemas.openxmlformats.org/drawingml/2006/picture">
+                <pic:pic xmlns:pic="http://schemas.openxmlformats.org/drawingml/2006/picture">
+                  <pic:nvPicPr>
+                    <pic:cNvPr id="217941688" name=""/>
+                    <pic:cNvPicPr/>
+                  </pic:nvPicPr>
+                  <pic:blipFill>
+                    <a:blip r:embed="rId6" cstate="print">
+                      <a:extLst>
+                        <a:ext uri="{28A0092B-C50C-407E-A947-70E740481C1C}">
+                          <a14:useLocalDpi xmlns:a14="http://schemas.microsoft.com/office/drawing/2010/main" val="0"/>
+                        </a:ext>
+                      </a:extLst>
+                    </a:blip>
+                    <a:stretch>
+                      <a:fillRect/>
+                    </a:stretch>
+                  </pic:blipFill>
+                  <pic:spPr>
+                    <a:xfrm>
+                      <a:off x="0" y="0"/>
+                      <a:ext cx="2202815" cy="2398395"/>
+                    </a:xfrm>
+                    <a:prstGeom prst="rect">
+                      <a:avLst/>
+                    </a:prstGeom>
+                  </pic:spPr>
+                </pic:pic>
+              </a:graphicData>
+            </a:graphic>
+            <wp14:sizeRelH relativeFrom="margin">
+              <wp14:pctWidth>0</wp14:pctWidth>
+            </wp14:sizeRelH>
+            <wp14:sizeRelV relativeFrom="margin">
+              <wp14:pctHeight>0</wp14:pctHeight>
+            </wp14:sizeRelV>
+          </wp:anchor>
+        </w:drawing>
+      </w:r>
+      <w:r>
+        <w:rPr>
+          <w:rFonts w:ascii="Khmer OS" w:hAnsi="Khmer OS" w:cs="Khmer OS"/>
           <w:lang w:bidi="km-KH"/>
         </w:rPr>
         <w:t xml:space="preserve">Scope </w:t>
@@ -4655,6 +4763,15 @@
         </w:rPr>
         <w:t>វាចែកចេញជា៖</w:t>
       </w:r>
+    </w:p>
+    <w:p>
+      <w:pPr>
+        <w:ind w:left="720"/>
+        <w:rPr>
+          <w:rFonts w:ascii="Khmer OS" w:hAnsi="Khmer OS" w:cs="Khmer OS"/>
+          <w:lang w:bidi="km-KH"/>
+        </w:rPr>
+      </w:pPr>
     </w:p>
     <w:p>
       <w:pPr>
@@ -4696,23 +4813,21 @@
           <w:rFonts w:ascii="Khmer OS" w:hAnsi="Khmer OS" w:cs="Khmer OS"/>
           <w:lang w:bidi="km-KH"/>
         </w:rPr>
-        <w:t> </w:t>
-      </w:r>
-      <w:proofErr w:type="gramStart"/>
-      <w:r>
-        <w:rPr>
-          <w:rFonts w:ascii="Khmer OS" w:hAnsi="Khmer OS" w:cs="Khmer OS"/>
-          <w:lang w:bidi="km-KH"/>
-        </w:rPr>
-        <w:t>main(</w:t>
-      </w:r>
-      <w:proofErr w:type="gramEnd"/>
-      <w:r>
-        <w:rPr>
-          <w:rFonts w:ascii="Khmer OS" w:hAnsi="Khmer OS" w:cs="Khmer OS"/>
-          <w:lang w:bidi="km-KH"/>
-        </w:rPr>
-        <w:t>) </w:t>
+        <w:t> main</w:t>
+      </w:r>
+      <w:r>
+        <w:rPr>
+          <w:rFonts w:ascii="Khmer OS" w:hAnsi="Khmer OS" w:cs="Khmer OS"/>
+          <w:lang w:bidi="km-KH"/>
+        </w:rPr>
+        <w:t xml:space="preserve"> function </w:t>
+      </w:r>
+      <w:r>
+        <w:rPr>
+          <w:rFonts w:ascii="Khmer OS" w:hAnsi="Khmer OS" w:cs="Khmer OS"/>
+          <w:lang w:bidi="km-KH"/>
+        </w:rPr>
+        <w:t>() </w:t>
       </w:r>
       <w:r>
         <w:rPr>
@@ -4752,6 +4867,13 @@
       <w:r>
         <w:rPr>
           <w:rFonts w:ascii="Khmer OS" w:hAnsi="Khmer OS" w:cs="Khmer OS"/>
+          <w:lang w:bidi="km-KH"/>
+        </w:rPr>
+        <w:t xml:space="preserve"> </w:t>
+      </w:r>
+      <w:r>
+        <w:rPr>
+          <w:rFonts w:ascii="Khmer OS" w:hAnsi="Khmer OS" w:cs="Khmer OS"/>
           <w:b/>
           <w:bCs/>
           <w:lang w:bidi="km-KH"/>
@@ -4828,6 +4950,15 @@
         </w:rPr>
         <w:t> </w:t>
       </w:r>
+    </w:p>
+    <w:p>
+      <w:pPr>
+        <w:ind w:left="720"/>
+        <w:rPr>
+          <w:rFonts w:ascii="Khmer OS" w:hAnsi="Khmer OS" w:cs="Khmer OS"/>
+          <w:lang w:bidi="km-KH"/>
+        </w:rPr>
+      </w:pPr>
     </w:p>
     <w:p>
       <w:pPr>
@@ -4930,6 +5061,62 @@
       <w:r>
         <w:rPr>
           <w:rFonts w:ascii="Khmer OS" w:hAnsi="Khmer OS" w:cs="Khmer OS"/>
+          <w:noProof/>
+          <w:lang w:bidi="km-KH"/>
+        </w:rPr>
+        <w:drawing>
+          <wp:anchor distT="0" distB="0" distL="114300" distR="114300" simplePos="0" relativeHeight="251659264" behindDoc="0" locked="0" layoutInCell="1" allowOverlap="1" wp14:anchorId="723C26BE" wp14:editId="4F530A35">
+            <wp:simplePos x="5048383" y="5806120"/>
+            <wp:positionH relativeFrom="column">
+              <wp:align>right</wp:align>
+            </wp:positionH>
+            <wp:positionV relativeFrom="paragraph">
+              <wp:align>top</wp:align>
+            </wp:positionV>
+            <wp:extent cx="2494711" cy="2268411"/>
+            <wp:effectExtent l="0" t="0" r="1270" b="0"/>
+            <wp:wrapSquare wrapText="bothSides"/>
+            <wp:docPr id="2014619755" name="Picture 1"/>
+            <wp:cNvGraphicFramePr>
+              <a:graphicFrameLocks xmlns:a="http://schemas.openxmlformats.org/drawingml/2006/main" noChangeAspect="1"/>
+            </wp:cNvGraphicFramePr>
+            <a:graphic xmlns:a="http://schemas.openxmlformats.org/drawingml/2006/main">
+              <a:graphicData uri="http://schemas.openxmlformats.org/drawingml/2006/picture">
+                <pic:pic xmlns:pic="http://schemas.openxmlformats.org/drawingml/2006/picture">
+                  <pic:nvPicPr>
+                    <pic:cNvPr id="2014619755" name=""/>
+                    <pic:cNvPicPr/>
+                  </pic:nvPicPr>
+                  <pic:blipFill>
+                    <a:blip r:embed="rId7" cstate="print">
+                      <a:extLst>
+                        <a:ext uri="{28A0092B-C50C-407E-A947-70E740481C1C}">
+                          <a14:useLocalDpi xmlns:a14="http://schemas.microsoft.com/office/drawing/2010/main" val="0"/>
+                        </a:ext>
+                      </a:extLst>
+                    </a:blip>
+                    <a:stretch>
+                      <a:fillRect/>
+                    </a:stretch>
+                  </pic:blipFill>
+                  <pic:spPr>
+                    <a:xfrm>
+                      <a:off x="0" y="0"/>
+                      <a:ext cx="2494711" cy="2268411"/>
+                    </a:xfrm>
+                    <a:prstGeom prst="rect">
+                      <a:avLst/>
+                    </a:prstGeom>
+                  </pic:spPr>
+                </pic:pic>
+              </a:graphicData>
+            </a:graphic>
+          </wp:anchor>
+        </w:drawing>
+      </w:r>
+      <w:r>
+        <w:rPr>
+          <w:rFonts w:ascii="Khmer OS" w:hAnsi="Khmer OS" w:cs="Khmer OS"/>
           <w:lang w:bidi="km-KH"/>
         </w:rPr>
         <w:t xml:space="preserve">Code </w:t>
@@ -5041,7 +5228,23 @@
           <w:cs/>
           <w:lang w:bidi="km-KH"/>
         </w:rPr>
-        <w:t xml:space="preserve">មិនអាចមើលឃើញ </w:t>
+        <w:t>មិនអាច</w:t>
+      </w:r>
+      <w:r>
+        <w:rPr>
+          <w:rFonts w:ascii="Khmer OS" w:hAnsi="Khmer OS" w:cs="Khmer OS" w:hint="cs"/>
+          <w:cs/>
+          <w:lang w:bidi="km-KH"/>
+        </w:rPr>
+        <w:t>ប្រើប្រាស់</w:t>
+      </w:r>
+      <w:r>
+        <w:rPr>
+          <w:rFonts w:ascii="Khmer OS" w:hAnsi="Khmer OS" w:cs="Khmer OS"/>
+          <w:cs/>
+          <w:lang w:bidi="km-KH"/>
+        </w:rPr>
+        <w:t xml:space="preserve"> </w:t>
       </w:r>
       <w:r>
         <w:rPr>
@@ -5061,21 +5264,406 @@
     </w:p>
     <w:p>
       <w:pPr>
-        <w:numPr>
-          <w:ilvl w:val="0"/>
-          <w:numId w:val="9"/>
-        </w:numPr>
-        <w:rPr>
-          <w:rFonts w:ascii="Khmer OS" w:hAnsi="Khmer OS" w:cs="Khmer OS"/>
-          <w:lang w:bidi="km-KH"/>
-        </w:rPr>
-      </w:pPr>
+        <w:rPr>
+          <w:rFonts w:ascii="Khmer OS" w:hAnsi="Khmer OS" w:cs="Khmer OS"/>
+          <w:lang w:bidi="km-KH"/>
+        </w:rPr>
+      </w:pPr>
+    </w:p>
+    <w:p>
+      <w:pPr>
+        <w:rPr>
+          <w:rFonts w:ascii="Khmer OS" w:hAnsi="Khmer OS" w:cs="Khmer OS"/>
+          <w:lang w:bidi="km-KH"/>
+        </w:rPr>
+      </w:pPr>
+    </w:p>
+    <w:p>
+      <w:pPr>
+        <w:tabs>
+          <w:tab w:val="left" w:pos="2246"/>
+        </w:tabs>
+        <w:rPr>
+          <w:rFonts w:ascii="Khmer OS" w:hAnsi="Khmer OS" w:cs="Khmer OS"/>
+          <w:lang w:bidi="km-KH"/>
+        </w:rPr>
+      </w:pPr>
+      <w:r>
+        <w:rPr>
+          <w:rFonts w:ascii="Khmer OS" w:hAnsi="Khmer OS" w:cs="Khmer OS"/>
+          <w:lang w:bidi="km-KH"/>
+        </w:rPr>
+        <w:tab/>
+      </w:r>
+    </w:p>
+    <w:p>
+      <w:pPr>
+        <w:ind w:left="720"/>
+        <w:rPr>
+          <w:rFonts w:ascii="Khmer OS" w:hAnsi="Khmer OS" w:cs="Khmer OS"/>
+          <w:b/>
+          <w:bCs/>
+          <w:lang w:bidi="km-KH"/>
+        </w:rPr>
+      </w:pPr>
+    </w:p>
+    <w:p>
+      <w:pPr>
+        <w:ind w:left="720"/>
+        <w:rPr>
+          <w:rFonts w:ascii="Khmer OS" w:hAnsi="Khmer OS" w:cs="Khmer OS"/>
+          <w:b/>
+          <w:bCs/>
+          <w:lang w:bidi="km-KH"/>
+        </w:rPr>
+      </w:pPr>
+    </w:p>
+    <w:p>
+      <w:pPr>
+        <w:ind w:left="720"/>
+        <w:rPr>
+          <w:rFonts w:ascii="Khmer OS" w:hAnsi="Khmer OS" w:cs="Khmer OS"/>
+          <w:b/>
+          <w:bCs/>
+          <w:lang w:bidi="km-KH"/>
+        </w:rPr>
+      </w:pPr>
+    </w:p>
+    <w:p>
+      <w:pPr>
+        <w:ind w:left="720"/>
+        <w:rPr>
+          <w:rFonts w:ascii="Khmer OS" w:hAnsi="Khmer OS" w:cs="Khmer OS"/>
+          <w:b/>
+          <w:bCs/>
+          <w:lang w:bidi="km-KH"/>
+        </w:rPr>
+      </w:pPr>
+      <w:r>
+        <w:rPr>
+          <w:rFonts w:ascii="Khmer OS" w:hAnsi="Khmer OS" w:cs="Khmer OS"/>
+          <w:b/>
+          <w:bCs/>
+          <w:cs/>
+          <w:lang w:bidi="km-KH"/>
+        </w:rPr>
+        <w:lastRenderedPageBreak/>
+        <w:t xml:space="preserve">៣. </w:t>
+      </w:r>
+      <w:r>
+        <w:rPr>
+          <w:rFonts w:ascii="Khmer OS" w:hAnsi="Khmer OS" w:cs="Khmer OS"/>
+          <w:b/>
+          <w:bCs/>
+          <w:lang w:bidi="km-KH"/>
+        </w:rPr>
+        <w:t>Shadowing (</w:t>
+      </w:r>
+      <w:r>
+        <w:rPr>
+          <w:rFonts w:ascii="Khmer OS" w:hAnsi="Khmer OS" w:cs="Khmer OS"/>
+          <w:b/>
+          <w:bCs/>
+          <w:cs/>
+          <w:lang w:bidi="km-KH"/>
+        </w:rPr>
+        <w:t xml:space="preserve">ការបាំង </w:t>
+      </w:r>
+      <w:r>
+        <w:rPr>
+          <w:rFonts w:ascii="Khmer OS" w:hAnsi="Khmer OS" w:cs="Khmer OS"/>
+          <w:b/>
+          <w:bCs/>
+          <w:lang w:bidi="km-KH"/>
+        </w:rPr>
+        <w:t>Variable) </w:t>
+      </w:r>
+    </w:p>
+    <w:p>
+      <w:pPr>
+        <w:ind w:left="720"/>
+        <w:rPr>
+          <w:rFonts w:ascii="Khmer OS" w:hAnsi="Khmer OS" w:cs="Khmer OS"/>
+          <w:cs/>
+          <w:lang w:bidi="km-KH"/>
+        </w:rPr>
+      </w:pPr>
+      <w:r>
+        <w:rPr>
+          <w:rFonts w:ascii="Khmer OS" w:hAnsi="Khmer OS" w:cs="Khmer OS"/>
+          <w:noProof/>
+          <w:lang w:bidi="km-KH"/>
+        </w:rPr>
+        <w:drawing>
+          <wp:anchor distT="0" distB="0" distL="114300" distR="114300" simplePos="0" relativeHeight="251660288" behindDoc="0" locked="0" layoutInCell="1" allowOverlap="1" wp14:anchorId="38CBBC2C" wp14:editId="352A2354">
+            <wp:simplePos x="0" y="0"/>
+            <wp:positionH relativeFrom="page">
+              <wp:align>right</wp:align>
+            </wp:positionH>
+            <wp:positionV relativeFrom="paragraph">
+              <wp:posOffset>870874</wp:posOffset>
+            </wp:positionV>
+            <wp:extent cx="2483485" cy="2209165"/>
+            <wp:effectExtent l="0" t="0" r="0" b="635"/>
+            <wp:wrapSquare wrapText="bothSides"/>
+            <wp:docPr id="1581615175" name="Picture 1"/>
+            <wp:cNvGraphicFramePr>
+              <a:graphicFrameLocks xmlns:a="http://schemas.openxmlformats.org/drawingml/2006/main" noChangeAspect="1"/>
+            </wp:cNvGraphicFramePr>
+            <a:graphic xmlns:a="http://schemas.openxmlformats.org/drawingml/2006/main">
+              <a:graphicData uri="http://schemas.openxmlformats.org/drawingml/2006/picture">
+                <pic:pic xmlns:pic="http://schemas.openxmlformats.org/drawingml/2006/picture">
+                  <pic:nvPicPr>
+                    <pic:cNvPr id="1581615175" name=""/>
+                    <pic:cNvPicPr/>
+                  </pic:nvPicPr>
+                  <pic:blipFill>
+                    <a:blip r:embed="rId8" cstate="print">
+                      <a:extLst>
+                        <a:ext uri="{28A0092B-C50C-407E-A947-70E740481C1C}">
+                          <a14:useLocalDpi xmlns:a14="http://schemas.microsoft.com/office/drawing/2010/main" val="0"/>
+                        </a:ext>
+                      </a:extLst>
+                    </a:blip>
+                    <a:stretch>
+                      <a:fillRect/>
+                    </a:stretch>
+                  </pic:blipFill>
+                  <pic:spPr>
+                    <a:xfrm>
+                      <a:off x="0" y="0"/>
+                      <a:ext cx="2483485" cy="2209165"/>
+                    </a:xfrm>
+                    <a:prstGeom prst="rect">
+                      <a:avLst/>
+                    </a:prstGeom>
+                  </pic:spPr>
+                </pic:pic>
+              </a:graphicData>
+            </a:graphic>
+          </wp:anchor>
+        </w:drawing>
+      </w:r>
+      <w:r>
+        <w:rPr>
+          <w:rFonts w:ascii="Khmer OS" w:hAnsi="Khmer OS" w:cs="Khmer OS"/>
+          <w:lang w:bidi="km-KH"/>
+        </w:rPr>
+        <w:t xml:space="preserve">Shadowing </w:t>
+      </w:r>
+      <w:r>
+        <w:rPr>
+          <w:rFonts w:ascii="Khmer OS" w:hAnsi="Khmer OS" w:cs="Khmer OS"/>
+          <w:cs/>
+          <w:lang w:bidi="km-KH"/>
+        </w:rPr>
+        <w:t xml:space="preserve">កើតឡើងនៅពេលយើងបង្កើត </w:t>
+      </w:r>
+      <w:r>
+        <w:rPr>
+          <w:rFonts w:ascii="Khmer OS" w:hAnsi="Khmer OS" w:cs="Khmer OS"/>
+          <w:lang w:bidi="km-KH"/>
+        </w:rPr>
+        <w:t xml:space="preserve">Variable </w:t>
+      </w:r>
+      <w:r>
+        <w:rPr>
+          <w:rFonts w:ascii="Khmer OS" w:hAnsi="Khmer OS" w:cs="Khmer OS"/>
+          <w:cs/>
+          <w:lang w:bidi="km-KH"/>
+        </w:rPr>
+        <w:t xml:space="preserve">ថ្មីនៅក្នុង </w:t>
+      </w:r>
+      <w:r>
+        <w:rPr>
+          <w:rFonts w:ascii="Khmer OS" w:hAnsi="Khmer OS" w:cs="Khmer OS"/>
+          <w:lang w:bidi="km-KH"/>
+        </w:rPr>
+        <w:t xml:space="preserve">Local Scope </w:t>
+      </w:r>
+      <w:r>
+        <w:rPr>
+          <w:rFonts w:ascii="Khmer OS" w:hAnsi="Khmer OS" w:cs="Khmer OS"/>
+          <w:cs/>
+          <w:lang w:bidi="km-KH"/>
+        </w:rPr>
+        <w:t>ដែលមាន</w:t>
+      </w:r>
+      <w:r>
+        <w:rPr>
+          <w:rFonts w:ascii="Khmer OS" w:hAnsi="Khmer OS" w:cs="Khmer OS"/>
+          <w:lang w:bidi="km-KH"/>
+        </w:rPr>
+        <w:t> </w:t>
+      </w:r>
+      <w:r>
+        <w:rPr>
+          <w:rFonts w:ascii="Khmer OS" w:hAnsi="Khmer OS" w:cs="Khmer OS"/>
+          <w:b/>
+          <w:bCs/>
+          <w:cs/>
+          <w:lang w:bidi="km-KH"/>
+        </w:rPr>
+        <w:t>ឈ្មោះដូចគ្នា</w:t>
+      </w:r>
+      <w:r>
+        <w:rPr>
+          <w:rFonts w:ascii="Khmer OS" w:hAnsi="Khmer OS" w:cs="Khmer OS"/>
+          <w:lang w:bidi="km-KH"/>
+        </w:rPr>
+        <w:t> </w:t>
+      </w:r>
+      <w:r>
+        <w:rPr>
+          <w:rFonts w:ascii="Khmer OS" w:hAnsi="Khmer OS" w:cs="Khmer OS"/>
+          <w:cs/>
+          <w:lang w:bidi="km-KH"/>
+        </w:rPr>
+        <w:t xml:space="preserve">ទៅនឹង </w:t>
+      </w:r>
+      <w:r>
+        <w:rPr>
+          <w:rFonts w:ascii="Khmer OS" w:hAnsi="Khmer OS" w:cs="Khmer OS"/>
+          <w:lang w:bidi="km-KH"/>
+        </w:rPr>
+        <w:t xml:space="preserve">Variable </w:t>
+      </w:r>
+      <w:r>
+        <w:rPr>
+          <w:rFonts w:ascii="Khmer OS" w:hAnsi="Khmer OS" w:cs="Khmer OS"/>
+          <w:cs/>
+          <w:lang w:bidi="km-KH"/>
+        </w:rPr>
+        <w:t xml:space="preserve">ក្នុង </w:t>
+      </w:r>
+      <w:r>
+        <w:rPr>
+          <w:rFonts w:ascii="Khmer OS" w:hAnsi="Khmer OS" w:cs="Khmer OS"/>
+          <w:lang w:bidi="km-KH"/>
+        </w:rPr>
+        <w:t xml:space="preserve">Global Scope </w:t>
+      </w:r>
+      <w:r>
+        <w:rPr>
+          <w:rFonts w:ascii="Khmer OS" w:hAnsi="Khmer OS" w:cs="Khmer OS"/>
+          <w:cs/>
+          <w:lang w:bidi="km-KH"/>
+        </w:rPr>
+        <w:t xml:space="preserve">ឬ </w:t>
+      </w:r>
+      <w:r>
+        <w:rPr>
+          <w:rFonts w:ascii="Khmer OS" w:hAnsi="Khmer OS" w:cs="Khmer OS"/>
+          <w:lang w:bidi="km-KH"/>
+        </w:rPr>
+        <w:t>Outer Scope</w:t>
+      </w:r>
+      <w:r>
+        <w:rPr>
+          <w:rFonts w:ascii="Khmer OS" w:hAnsi="Khmer OS" w:cs="Khmer OS"/>
+          <w:cs/>
+          <w:lang w:bidi="km-KH"/>
+        </w:rPr>
+        <w:t xml:space="preserve">។ លទ្ធផលគឺ </w:t>
+      </w:r>
+      <w:r>
+        <w:rPr>
+          <w:rFonts w:ascii="Khmer OS" w:hAnsi="Khmer OS" w:cs="Khmer OS"/>
+          <w:lang w:bidi="km-KH"/>
+        </w:rPr>
+        <w:t xml:space="preserve">Variable </w:t>
+      </w:r>
+      <w:r>
+        <w:rPr>
+          <w:rFonts w:ascii="Khmer OS" w:hAnsi="Khmer OS" w:cs="Khmer OS"/>
+          <w:cs/>
+          <w:lang w:bidi="km-KH"/>
+        </w:rPr>
+        <w:t>ក្នុងនឹង បាំង</w:t>
+      </w:r>
+      <w:r>
+        <w:rPr>
+          <w:rFonts w:ascii="Khmer OS" w:hAnsi="Khmer OS" w:cs="Khmer OS"/>
+          <w:lang w:bidi="km-KH"/>
+        </w:rPr>
+        <w:t xml:space="preserve"> </w:t>
+      </w:r>
+      <w:r>
+        <w:rPr>
+          <w:rFonts w:ascii="Khmer OS" w:hAnsi="Khmer OS" w:cs="Khmer OS"/>
+          <w:lang w:bidi="km-KH"/>
+        </w:rPr>
+        <w:t xml:space="preserve">Variable </w:t>
+      </w:r>
+      <w:r>
+        <w:rPr>
+          <w:rFonts w:ascii="Khmer OS" w:hAnsi="Khmer OS" w:cs="Khmer OS"/>
+          <w:cs/>
+          <w:lang w:bidi="km-KH"/>
+        </w:rPr>
+        <w:t>ក្រៅមិនឱ្យមើលឃើញ</w:t>
+      </w:r>
       <w:r>
         <w:rPr>
           <w:rFonts w:ascii="Khmer OS" w:hAnsi="Khmer OS" w:cs="Khmer OS" w:hint="cs"/>
           <w:cs/>
           <w:lang w:bidi="km-KH"/>
         </w:rPr>
+        <w:t>ឬ​ចាប់យកមកប្រើប្រាស់</w:t>
+      </w:r>
+      <w:r>
+        <w:rPr>
+          <w:rFonts w:ascii="Khmer OS" w:hAnsi="Khmer OS" w:cs="Khmer OS"/>
+          <w:cs/>
+          <w:lang w:bidi="km-KH"/>
+        </w:rPr>
+        <w:t>។</w:t>
+      </w:r>
+      <w:r>
+        <w:rPr>
+          <w:rFonts w:ascii="Khmer OS" w:hAnsi="Khmer OS" w:cs="Khmer OS"/>
+          <w:lang w:bidi="km-KH"/>
+        </w:rPr>
+        <w:t> </w:t>
+      </w:r>
+    </w:p>
+    <w:p>
+      <w:pPr>
+        <w:ind w:left="720"/>
+        <w:jc w:val="center"/>
+        <w:rPr>
+          <w:rFonts w:ascii="Khmer OS" w:hAnsi="Khmer OS" w:cs="Khmer OS"/>
+          <w:lang w:bidi="km-KH"/>
+        </w:rPr>
+      </w:pPr>
+      <w:r>
+        <w:rPr>
+          <w:rFonts w:ascii="Khmer OS" w:hAnsi="Khmer OS" w:cs="Khmer OS"/>
+          <w:lang w:bidi="km-KH"/>
+        </w:rPr>
+        <w:t>Solution</w:t>
+      </w:r>
+    </w:p>
+    <w:p>
+      <w:pPr>
+        <w:rPr>
+          <w:rFonts w:ascii="Khmer OS" w:hAnsi="Khmer OS" w:cs="Khmer OS"/>
+          <w:lang w:bidi="km-KH"/>
+        </w:rPr>
+      </w:pPr>
+      <w:r>
+        <w:rPr>
+          <w:rFonts w:ascii="Khmer OS" w:hAnsi="Khmer OS" w:cs="Khmer OS"/>
+          <w:lang w:bidi="km-KH"/>
+        </w:rPr>
+        <w:t xml:space="preserve">    </w:t>
+      </w:r>
+      <w:r>
+        <w:rPr>
+          <w:rFonts w:ascii="Khmer OS" w:hAnsi="Khmer OS" w:cs="Khmer OS" w:hint="cs"/>
+          <w:cs/>
+          <w:lang w:bidi="km-KH"/>
+        </w:rPr>
         <w:t>ក្នុងនោះយើងអាចប្រើ​</w:t>
       </w:r>
       <w:r>
@@ -5083,7 +5671,7 @@
           <w:rFonts w:ascii="Khmer OS" w:hAnsi="Khmer OS" w:cs="Khmer OS"/>
           <w:lang w:bidi="km-KH"/>
         </w:rPr>
-        <w:t xml:space="preserve"> Keyword </w:t>
+        <w:t xml:space="preserve"> SRO </w:t>
       </w:r>
       <w:r>
         <w:rPr>
@@ -5091,7 +5679,22 @@
           <w:cs/>
           <w:lang w:bidi="km-KH"/>
         </w:rPr>
-        <w:t xml:space="preserve">(​​ </w:t>
+        <w:t>(</w:t>
+      </w:r>
+      <w:r>
+        <w:rPr>
+          <w:rFonts w:ascii="Khmer OS" w:hAnsi="Khmer OS" w:cs="Khmer OS"/>
+          <w:lang w:bidi="km-KH"/>
+        </w:rPr>
+        <w:t>Scope Resolution Operator</w:t>
+      </w:r>
+      <w:r>
+        <w:rPr>
+          <w:rFonts w:ascii="Khmer OS" w:hAnsi="Khmer OS" w:cs="Khmer OS" w:hint="cs"/>
+          <w:cs/>
+          <w:lang w:bidi="km-KH"/>
+        </w:rPr>
+        <w:t xml:space="preserve">​​ </w:t>
       </w:r>
       <w:r>
         <w:rPr>
@@ -5160,264 +5763,13 @@
         </w:rPr>
         <w:t>global variable .</w:t>
       </w:r>
-    </w:p>
-    <w:p>
-      <w:pPr>
-        <w:ind w:left="720"/>
-        <w:rPr>
-          <w:rFonts w:ascii="Khmer OS" w:hAnsi="Khmer OS" w:cs="Khmer OS"/>
-          <w:b/>
-          <w:bCs/>
-          <w:lang w:bidi="km-KH"/>
-        </w:rPr>
-      </w:pPr>
-      <w:r>
-        <w:rPr>
-          <w:rFonts w:ascii="Khmer OS" w:hAnsi="Khmer OS" w:cs="Khmer OS"/>
-          <w:b/>
-          <w:bCs/>
-          <w:cs/>
-          <w:lang w:bidi="km-KH"/>
-        </w:rPr>
-        <w:t xml:space="preserve">៣. </w:t>
-      </w:r>
-      <w:r>
-        <w:rPr>
-          <w:rFonts w:ascii="Khmer OS" w:hAnsi="Khmer OS" w:cs="Khmer OS"/>
-          <w:b/>
-          <w:bCs/>
-          <w:lang w:bidi="km-KH"/>
-        </w:rPr>
-        <w:t>Shadowing (</w:t>
-      </w:r>
-      <w:r>
-        <w:rPr>
-          <w:rFonts w:ascii="Khmer OS" w:hAnsi="Khmer OS" w:cs="Khmer OS"/>
-          <w:b/>
-          <w:bCs/>
-          <w:cs/>
-          <w:lang w:bidi="km-KH"/>
-        </w:rPr>
-        <w:t xml:space="preserve">ការបាំង </w:t>
-      </w:r>
-      <w:r>
-        <w:rPr>
-          <w:rFonts w:ascii="Khmer OS" w:hAnsi="Khmer OS" w:cs="Khmer OS"/>
-          <w:b/>
-          <w:bCs/>
-          <w:lang w:bidi="km-KH"/>
-        </w:rPr>
-        <w:t>Variable) </w:t>
-      </w:r>
-    </w:p>
-    <w:p>
-      <w:pPr>
-        <w:ind w:left="720"/>
-        <w:rPr>
-          <w:rFonts w:ascii="Khmer OS" w:hAnsi="Khmer OS" w:cs="Khmer OS"/>
-          <w:cs/>
-          <w:lang w:bidi="km-KH"/>
-        </w:rPr>
-      </w:pPr>
-      <w:r>
-        <w:rPr>
-          <w:rFonts w:ascii="Khmer OS" w:hAnsi="Khmer OS" w:cs="Khmer OS"/>
-          <w:lang w:bidi="km-KH"/>
-        </w:rPr>
-        <w:t xml:space="preserve">Shadowing </w:t>
-      </w:r>
-      <w:r>
-        <w:rPr>
-          <w:rFonts w:ascii="Khmer OS" w:hAnsi="Khmer OS" w:cs="Khmer OS"/>
-          <w:cs/>
-          <w:lang w:bidi="km-KH"/>
-        </w:rPr>
-        <w:t xml:space="preserve">កើតឡើងនៅពេលយើងបង្កើត </w:t>
-      </w:r>
-      <w:r>
-        <w:rPr>
-          <w:rFonts w:ascii="Khmer OS" w:hAnsi="Khmer OS" w:cs="Khmer OS"/>
-          <w:lang w:bidi="km-KH"/>
-        </w:rPr>
-        <w:t xml:space="preserve">Variable </w:t>
-      </w:r>
-      <w:r>
-        <w:rPr>
-          <w:rFonts w:ascii="Khmer OS" w:hAnsi="Khmer OS" w:cs="Khmer OS"/>
-          <w:cs/>
-          <w:lang w:bidi="km-KH"/>
-        </w:rPr>
-        <w:t xml:space="preserve">ថ្មីនៅក្នុង </w:t>
-      </w:r>
-      <w:r>
-        <w:rPr>
-          <w:rFonts w:ascii="Khmer OS" w:hAnsi="Khmer OS" w:cs="Khmer OS"/>
-          <w:lang w:bidi="km-KH"/>
-        </w:rPr>
-        <w:t xml:space="preserve">Local Scope </w:t>
-      </w:r>
-      <w:r>
-        <w:rPr>
-          <w:rFonts w:ascii="Khmer OS" w:hAnsi="Khmer OS" w:cs="Khmer OS"/>
-          <w:cs/>
-          <w:lang w:bidi="km-KH"/>
-        </w:rPr>
-        <w:t>ដែលមាន</w:t>
-      </w:r>
-      <w:r>
-        <w:rPr>
-          <w:rFonts w:ascii="Khmer OS" w:hAnsi="Khmer OS" w:cs="Khmer OS"/>
-          <w:lang w:bidi="km-KH"/>
-        </w:rPr>
-        <w:t> </w:t>
-      </w:r>
-      <w:r>
-        <w:rPr>
-          <w:rFonts w:ascii="Khmer OS" w:hAnsi="Khmer OS" w:cs="Khmer OS"/>
-          <w:b/>
-          <w:bCs/>
-          <w:cs/>
-          <w:lang w:bidi="km-KH"/>
-        </w:rPr>
-        <w:t>ឈ្មោះដូចគ្នា</w:t>
-      </w:r>
-      <w:r>
-        <w:rPr>
-          <w:rFonts w:ascii="Khmer OS" w:hAnsi="Khmer OS" w:cs="Khmer OS"/>
-          <w:lang w:bidi="km-KH"/>
-        </w:rPr>
-        <w:t> </w:t>
-      </w:r>
-      <w:r>
-        <w:rPr>
-          <w:rFonts w:ascii="Khmer OS" w:hAnsi="Khmer OS" w:cs="Khmer OS"/>
-          <w:cs/>
-          <w:lang w:bidi="km-KH"/>
-        </w:rPr>
-        <w:t xml:space="preserve">ទៅនឹង </w:t>
-      </w:r>
-      <w:r>
-        <w:rPr>
-          <w:rFonts w:ascii="Khmer OS" w:hAnsi="Khmer OS" w:cs="Khmer OS"/>
-          <w:lang w:bidi="km-KH"/>
-        </w:rPr>
-        <w:t xml:space="preserve">Variable </w:t>
-      </w:r>
-      <w:r>
-        <w:rPr>
-          <w:rFonts w:ascii="Khmer OS" w:hAnsi="Khmer OS" w:cs="Khmer OS"/>
-          <w:cs/>
-          <w:lang w:bidi="km-KH"/>
-        </w:rPr>
-        <w:t xml:space="preserve">ក្នុង </w:t>
-      </w:r>
-      <w:r>
-        <w:rPr>
-          <w:rFonts w:ascii="Khmer OS" w:hAnsi="Khmer OS" w:cs="Khmer OS"/>
-          <w:lang w:bidi="km-KH"/>
-        </w:rPr>
-        <w:t xml:space="preserve">Global Scope </w:t>
-      </w:r>
-      <w:r>
-        <w:rPr>
-          <w:rFonts w:ascii="Khmer OS" w:hAnsi="Khmer OS" w:cs="Khmer OS"/>
-          <w:cs/>
-          <w:lang w:bidi="km-KH"/>
-        </w:rPr>
-        <w:t xml:space="preserve">ឬ </w:t>
-      </w:r>
-      <w:r>
-        <w:rPr>
-          <w:rFonts w:ascii="Khmer OS" w:hAnsi="Khmer OS" w:cs="Khmer OS"/>
-          <w:lang w:bidi="km-KH"/>
-        </w:rPr>
-        <w:t>Outer Scope</w:t>
-      </w:r>
-      <w:r>
-        <w:rPr>
-          <w:rFonts w:ascii="Khmer OS" w:hAnsi="Khmer OS" w:cs="Khmer OS"/>
-          <w:cs/>
-          <w:lang w:bidi="km-KH"/>
-        </w:rPr>
-        <w:t xml:space="preserve">។ លទ្ធផលគឺ </w:t>
-      </w:r>
-      <w:r>
-        <w:rPr>
-          <w:rFonts w:ascii="Khmer OS" w:hAnsi="Khmer OS" w:cs="Khmer OS"/>
-          <w:lang w:bidi="km-KH"/>
-        </w:rPr>
-        <w:t xml:space="preserve">Variable </w:t>
-      </w:r>
-      <w:r>
-        <w:rPr>
-          <w:rFonts w:ascii="Khmer OS" w:hAnsi="Khmer OS" w:cs="Khmer OS"/>
-          <w:cs/>
-          <w:lang w:bidi="km-KH"/>
-        </w:rPr>
-        <w:t>ក្នុងនឹង បាំង</w:t>
-      </w:r>
-      <w:r>
-        <w:rPr>
-          <w:rFonts w:ascii="Khmer OS" w:hAnsi="Khmer OS" w:cs="Khmer OS"/>
-          <w:lang w:bidi="km-KH"/>
-        </w:rPr>
-        <w:t xml:space="preserve"> </w:t>
-      </w:r>
-      <w:r>
-        <w:rPr>
-          <w:rFonts w:ascii="Khmer OS" w:hAnsi="Khmer OS" w:cs="Khmer OS"/>
-          <w:lang w:bidi="km-KH"/>
-        </w:rPr>
-        <w:t xml:space="preserve">Variable </w:t>
-      </w:r>
-      <w:r>
-        <w:rPr>
-          <w:rFonts w:ascii="Khmer OS" w:hAnsi="Khmer OS" w:cs="Khmer OS"/>
-          <w:cs/>
-          <w:lang w:bidi="km-KH"/>
-        </w:rPr>
-        <w:t>ក្រៅមិនឱ្យមើលឃើញ</w:t>
-      </w:r>
-      <w:r>
-        <w:rPr>
-          <w:rFonts w:ascii="Khmer OS" w:hAnsi="Khmer OS" w:cs="Khmer OS" w:hint="cs"/>
-          <w:cs/>
-          <w:lang w:bidi="km-KH"/>
-        </w:rPr>
-        <w:t>ឬ​ចាប់យកមកប្រើប្រាស់</w:t>
-      </w:r>
-      <w:r>
-        <w:rPr>
-          <w:rFonts w:ascii="Khmer OS" w:hAnsi="Khmer OS" w:cs="Khmer OS"/>
-          <w:cs/>
-          <w:lang w:bidi="km-KH"/>
-        </w:rPr>
-        <w:t>។</w:t>
-      </w:r>
-      <w:r>
-        <w:rPr>
-          <w:rFonts w:ascii="Khmer OS" w:hAnsi="Khmer OS" w:cs="Khmer OS"/>
-          <w:lang w:bidi="km-KH"/>
-        </w:rPr>
-        <w:t> </w:t>
-      </w:r>
-    </w:p>
-    <w:p>
-      <w:pPr>
-        <w:ind w:left="720"/>
-        <w:rPr>
-          <w:rFonts w:ascii="Khmer OS" w:hAnsi="Khmer OS" w:cs="Khmer OS"/>
-          <w:lang w:bidi="km-KH"/>
-        </w:rPr>
-      </w:pPr>
-    </w:p>
-    <w:p>
-      <w:pPr>
-        <w:rPr>
-          <w:rFonts w:ascii="Khmer OS" w:hAnsi="Khmer OS" w:cs="Khmer OS"/>
-          <w:lang w:bidi="km-KH"/>
-        </w:rPr>
-      </w:pPr>
+      <w:r>
+        <w:rPr>
+          <w:rFonts w:ascii="Khmer OS" w:hAnsi="Khmer OS" w:cs="Khmer OS"/>
+          <w:lang w:bidi="km-KH"/>
+        </w:rPr>
+        <w:br w:type="textWrapping" w:clear="all"/>
+      </w:r>
     </w:p>
     <w:p>
       <w:pPr>
@@ -6048,7 +6400,7 @@
         <w:sz w:val="20"/>
       </w:rPr>
     </w:lvl>
-    <w:lvl w:ilvl="1" w:tentative="1">
+    <w:lvl w:ilvl="1">
       <w:start w:val="1"/>
       <w:numFmt w:val="bullet"/>
       <w:lvlText w:val="o"/>
